--- a/Labo4_Exercices_3.docx
+++ b/Labo4_Exercices_3.docx
@@ -4,7 +4,7 @@
   <w:body>
     <w:p>
       <w:pPr>
-        <w:pStyle w:val="Titre"/>
+        <w:pStyle w:val="Title"/>
         <w:rPr>
           <w:rFonts w:ascii="Aptos" w:hAnsi="Aptos"/>
         </w:rPr>
@@ -18,7 +18,7 @@
     </w:p>
     <w:p>
       <w:pPr>
-        <w:pStyle w:val="Sous-titre"/>
+        <w:pStyle w:val="Subtitle"/>
         <w:rPr>
           <w:rFonts w:ascii="Aptos" w:eastAsia="Times New Roman" w:hAnsi="Aptos"/>
           <w:lang w:eastAsia="fr-CA"/>
@@ -34,7 +34,7 @@
     </w:p>
     <w:p>
       <w:pPr>
-        <w:pStyle w:val="Sous-titre"/>
+        <w:pStyle w:val="Subtitle"/>
         <w:rPr>
           <w:rFonts w:ascii="Aptos" w:eastAsia="Times New Roman" w:hAnsi="Aptos"/>
           <w:lang w:eastAsia="fr-CA"/>
@@ -64,7 +64,7 @@
     </w:p>
     <w:p>
       <w:pPr>
-        <w:pStyle w:val="Titre1"/>
+        <w:pStyle w:val="Heading1"/>
         <w:rPr>
           <w:rFonts w:ascii="Aptos" w:eastAsia="Times New Roman" w:hAnsi="Aptos"/>
           <w:lang w:eastAsia="fr-CA"/>
@@ -102,7 +102,7 @@
     </w:p>
     <w:tbl>
       <w:tblPr>
-        <w:tblStyle w:val="TableauGrille1Clair"/>
+        <w:tblStyle w:val="GridTable1Light"/>
         <w:tblW w:w="6938" w:type="dxa"/>
         <w:tblLook w:val="04A0" w:firstRow="1" w:lastRow="0" w:firstColumn="1" w:lastColumn="0" w:noHBand="0" w:noVBand="1"/>
       </w:tblPr>
@@ -150,18 +150,7 @@
                 <w:szCs w:val="20"/>
                 <w:lang w:eastAsia="fr-CA"/>
               </w:rPr>
-              <w:t xml:space="preserve"> (</w:t>
-            </w:r>
-            <w:proofErr w:type="spellStart"/>
-            <w:r>
-              <w:rPr>
-                <w:rFonts w:ascii="Aptos" w:eastAsia="Times New Roman" w:hAnsi="Aptos" w:cstheme="minorHAnsi"/>
-                <w:color w:val="3B3126"/>
-                <w:sz w:val="20"/>
-                <w:szCs w:val="20"/>
-                <w:lang w:eastAsia="fr-CA"/>
-              </w:rPr>
-              <w:t>RSB</w:t>
+              <w:t xml:space="preserve"> (RSB</w:t>
             </w:r>
             <w:r>
               <w:rPr>
@@ -174,7 +163,6 @@
               </w:rPr>
               <w:t>dB</w:t>
             </w:r>
-            <w:proofErr w:type="spellEnd"/>
             <w:r>
               <w:rPr>
                 <w:rFonts w:ascii="Aptos" w:eastAsia="Times New Roman" w:hAnsi="Aptos" w:cstheme="minorHAnsi"/>
@@ -547,7 +535,7 @@
     </w:tbl>
     <w:p>
       <w:pPr>
-        <w:pStyle w:val="Titre1"/>
+        <w:pStyle w:val="Heading1"/>
         <w:rPr>
           <w:rFonts w:ascii="Aptos" w:eastAsia="Times New Roman" w:hAnsi="Aptos"/>
           <w:lang w:eastAsia="fr-CA"/>
@@ -563,7 +551,7 @@
     </w:p>
     <w:p>
       <w:pPr>
-        <w:pStyle w:val="Paragraphedeliste"/>
+        <w:pStyle w:val="ListParagraph"/>
         <w:numPr>
           <w:ilvl w:val="0"/>
           <w:numId w:val="5"/>
@@ -641,15 +629,7 @@
           <w:rFonts w:ascii="Aptos" w:eastAsia="Times New Roman" w:hAnsi="Aptos"/>
           <w:lang w:eastAsia="fr-CA"/>
         </w:rPr>
-        <w:t xml:space="preserve">Combien de CD à 650 </w:t>
-      </w:r>
-      <w:proofErr w:type="spellStart"/>
-      <w:r>
-        <w:rPr>
-          <w:rFonts w:ascii="Aptos" w:eastAsia="Times New Roman" w:hAnsi="Aptos"/>
-          <w:lang w:eastAsia="fr-CA"/>
-        </w:rPr>
-        <w:t>M</w:t>
+        <w:t>Combien de CD à 650 M</w:t>
       </w:r>
       <w:r>
         <w:rPr>
@@ -665,7 +645,6 @@
         </w:rPr>
         <w:t>o</w:t>
       </w:r>
-      <w:proofErr w:type="spellEnd"/>
       <w:r>
         <w:rPr>
           <w:rFonts w:ascii="Aptos" w:eastAsia="Times New Roman" w:hAnsi="Aptos"/>
@@ -739,7 +718,7 @@
     </w:p>
     <w:p>
       <w:pPr>
-        <w:pStyle w:val="Paragraphedeliste"/>
+        <w:pStyle w:val="ListParagraph"/>
         <w:numPr>
           <w:ilvl w:val="0"/>
           <w:numId w:val="5"/>
@@ -754,15 +733,7 @@
           <w:rFonts w:ascii="Aptos" w:eastAsia="Times New Roman" w:hAnsi="Aptos"/>
           <w:lang w:eastAsia="fr-CA"/>
         </w:rPr>
-        <w:t xml:space="preserve">Quelle est la valeur du </w:t>
-      </w:r>
-      <w:proofErr w:type="spellStart"/>
-      <w:r>
-        <w:rPr>
-          <w:rFonts w:ascii="Aptos" w:eastAsia="Times New Roman" w:hAnsi="Aptos"/>
-          <w:lang w:eastAsia="fr-CA"/>
-        </w:rPr>
-        <w:t>RSB</w:t>
+        <w:t>Quelle est la valeur du RSB</w:t>
       </w:r>
       <w:r>
         <w:rPr>
@@ -772,7 +743,6 @@
         </w:rPr>
         <w:t>dB</w:t>
       </w:r>
-      <w:proofErr w:type="spellEnd"/>
       <w:r>
         <w:rPr>
           <w:rFonts w:ascii="Aptos" w:eastAsia="Times New Roman" w:hAnsi="Aptos"/>
@@ -783,7 +753,7 @@
     </w:p>
     <w:p>
       <w:pPr>
-        <w:pStyle w:val="Titre1"/>
+        <w:pStyle w:val="Heading1"/>
         <w:rPr>
           <w:rFonts w:ascii="Aptos" w:eastAsia="Times New Roman" w:hAnsi="Aptos"/>
           <w:lang w:eastAsia="fr-CA"/>
@@ -821,7 +791,7 @@
     </w:p>
     <w:p>
       <w:pPr>
-        <w:pStyle w:val="Paragraphedeliste"/>
+        <w:pStyle w:val="ListParagraph"/>
         <w:numPr>
           <w:ilvl w:val="0"/>
           <w:numId w:val="3"/>
@@ -863,7 +833,7 @@
     </w:p>
     <w:p>
       <w:pPr>
-        <w:pStyle w:val="Paragraphedeliste"/>
+        <w:pStyle w:val="ListParagraph"/>
         <w:ind w:left="360"/>
         <w:rPr>
           <w:rFonts w:ascii="Aptos" w:eastAsia="Times New Roman" w:hAnsi="Aptos"/>
@@ -873,7 +843,7 @@
     </w:p>
     <w:p>
       <w:pPr>
-        <w:pStyle w:val="Paragraphedeliste"/>
+        <w:pStyle w:val="ListParagraph"/>
         <w:numPr>
           <w:ilvl w:val="0"/>
           <w:numId w:val="3"/>
@@ -922,7 +892,7 @@
     </w:p>
     <w:p>
       <w:pPr>
-        <w:pStyle w:val="Paragraphedeliste"/>
+        <w:pStyle w:val="ListParagraph"/>
         <w:numPr>
           <w:ilvl w:val="0"/>
           <w:numId w:val="3"/>
@@ -943,7 +913,7 @@
     </w:p>
     <w:p>
       <w:pPr>
-        <w:pStyle w:val="Titre1"/>
+        <w:pStyle w:val="Heading1"/>
         <w:rPr>
           <w:rFonts w:ascii="Aptos" w:eastAsia="Times New Roman" w:hAnsi="Aptos"/>
           <w:lang w:eastAsia="fr-CA"/>
@@ -1003,7 +973,7 @@
     </w:p>
     <w:p>
       <w:pPr>
-        <w:pStyle w:val="Paragraphedeliste"/>
+        <w:pStyle w:val="ListParagraph"/>
         <w:numPr>
           <w:ilvl w:val="0"/>
           <w:numId w:val="4"/>
@@ -1030,7 +1000,7 @@
     </w:p>
     <w:p>
       <w:pPr>
-        <w:pStyle w:val="Paragraphedeliste"/>
+        <w:pStyle w:val="ListParagraph"/>
         <w:ind w:left="360"/>
         <w:rPr>
           <w:rFonts w:ascii="Aptos" w:eastAsia="Times New Roman" w:hAnsi="Aptos"/>
@@ -1040,7 +1010,7 @@
     </w:p>
     <w:p>
       <w:pPr>
-        <w:pStyle w:val="Paragraphedeliste"/>
+        <w:pStyle w:val="ListParagraph"/>
         <w:numPr>
           <w:ilvl w:val="0"/>
           <w:numId w:val="4"/>
@@ -1081,7 +1051,7 @@
     </w:p>
     <w:p>
       <w:pPr>
-        <w:pStyle w:val="Paragraphedeliste"/>
+        <w:pStyle w:val="ListParagraph"/>
         <w:ind w:left="360"/>
         <w:rPr>
           <w:rFonts w:ascii="Aptos" w:eastAsia="Times New Roman" w:hAnsi="Aptos"/>
@@ -1091,7 +1061,7 @@
     </w:p>
     <w:p>
       <w:pPr>
-        <w:pStyle w:val="Paragraphedeliste"/>
+        <w:pStyle w:val="ListParagraph"/>
         <w:numPr>
           <w:ilvl w:val="0"/>
           <w:numId w:val="4"/>
@@ -1125,7 +1095,7 @@
     </w:p>
     <w:p>
       <w:pPr>
-        <w:pStyle w:val="Paragraphedeliste"/>
+        <w:pStyle w:val="ListParagraph"/>
         <w:numPr>
           <w:ilvl w:val="0"/>
           <w:numId w:val="4"/>
@@ -1183,7 +1153,7 @@
     </w:p>
     <w:p>
       <w:pPr>
-        <w:pStyle w:val="Paragraphedeliste"/>
+        <w:pStyle w:val="ListParagraph"/>
         <w:ind w:left="360"/>
         <w:rPr>
           <w:rFonts w:ascii="Aptos" w:hAnsi="Aptos"/>
@@ -1192,7 +1162,7 @@
     </w:p>
     <w:p>
       <w:pPr>
-        <w:pStyle w:val="Paragraphedeliste"/>
+        <w:pStyle w:val="ListParagraph"/>
         <w:ind w:left="360"/>
         <w:rPr>
           <w:rFonts w:ascii="Aptos" w:hAnsi="Aptos"/>
@@ -1201,16 +1171,26 @@
     </w:p>
     <w:p>
       <w:pPr>
-        <w:pStyle w:val="Paragraphedeliste"/>
+        <w:pStyle w:val="ListParagraph"/>
         <w:ind w:left="360"/>
         <w:rPr>
           <w:rFonts w:ascii="Aptos" w:hAnsi="Aptos"/>
-        </w:rPr>
-      </w:pPr>
+          <w:sz w:val="72"/>
+          <w:szCs w:val="72"/>
+        </w:rPr>
+      </w:pPr>
+      <w:r>
+        <w:rPr>
+          <w:rFonts w:ascii="Aptos" w:hAnsi="Aptos"/>
+          <w:sz w:val="72"/>
+          <w:szCs w:val="72"/>
+        </w:rPr>
+        <w:t>Les réponses sont a la fin.</w:t>
+      </w:r>
     </w:p>
     <w:p>
       <w:pPr>
-        <w:pStyle w:val="Paragraphedeliste"/>
+        <w:pStyle w:val="ListParagraph"/>
         <w:ind w:left="360"/>
         <w:rPr>
           <w:rFonts w:ascii="Aptos" w:hAnsi="Aptos"/>
@@ -1219,7 +1199,7 @@
     </w:p>
     <w:p>
       <w:pPr>
-        <w:pStyle w:val="Paragraphedeliste"/>
+        <w:pStyle w:val="ListParagraph"/>
         <w:ind w:left="360"/>
         <w:rPr>
           <w:rFonts w:ascii="Aptos" w:hAnsi="Aptos"/>
@@ -1228,7 +1208,7 @@
     </w:p>
     <w:p>
       <w:pPr>
-        <w:pStyle w:val="Paragraphedeliste"/>
+        <w:pStyle w:val="ListParagraph"/>
         <w:ind w:left="360"/>
         <w:rPr>
           <w:rFonts w:ascii="Aptos" w:hAnsi="Aptos"/>
@@ -1237,7 +1217,7 @@
     </w:p>
     <w:p>
       <w:pPr>
-        <w:pStyle w:val="Paragraphedeliste"/>
+        <w:pStyle w:val="ListParagraph"/>
         <w:ind w:left="360"/>
         <w:rPr>
           <w:rFonts w:ascii="Aptos" w:hAnsi="Aptos"/>
@@ -1246,7 +1226,7 @@
     </w:p>
     <w:p>
       <w:pPr>
-        <w:pStyle w:val="Paragraphedeliste"/>
+        <w:pStyle w:val="ListParagraph"/>
         <w:ind w:left="360"/>
         <w:rPr>
           <w:rFonts w:ascii="Aptos" w:hAnsi="Aptos"/>
@@ -1255,7 +1235,7 @@
     </w:p>
     <w:p>
       <w:pPr>
-        <w:pStyle w:val="Paragraphedeliste"/>
+        <w:pStyle w:val="ListParagraph"/>
         <w:ind w:left="360"/>
         <w:rPr>
           <w:rFonts w:ascii="Aptos" w:hAnsi="Aptos"/>
@@ -1264,7 +1244,7 @@
     </w:p>
     <w:p>
       <w:pPr>
-        <w:pStyle w:val="Paragraphedeliste"/>
+        <w:pStyle w:val="ListParagraph"/>
         <w:ind w:left="360"/>
         <w:rPr>
           <w:rFonts w:ascii="Aptos" w:hAnsi="Aptos"/>
@@ -1273,7 +1253,7 @@
     </w:p>
     <w:p>
       <w:pPr>
-        <w:pStyle w:val="Paragraphedeliste"/>
+        <w:pStyle w:val="ListParagraph"/>
         <w:ind w:left="360"/>
         <w:rPr>
           <w:rFonts w:ascii="Aptos" w:hAnsi="Aptos"/>
@@ -1282,7 +1262,7 @@
     </w:p>
     <w:p>
       <w:pPr>
-        <w:pStyle w:val="Paragraphedeliste"/>
+        <w:pStyle w:val="ListParagraph"/>
         <w:ind w:left="360"/>
         <w:rPr>
           <w:rFonts w:ascii="Aptos" w:hAnsi="Aptos"/>
@@ -1291,7 +1271,7 @@
     </w:p>
     <w:p>
       <w:pPr>
-        <w:pStyle w:val="Paragraphedeliste"/>
+        <w:pStyle w:val="ListParagraph"/>
         <w:ind w:left="360"/>
         <w:rPr>
           <w:rFonts w:ascii="Aptos" w:hAnsi="Aptos"/>
@@ -1300,7 +1280,7 @@
     </w:p>
     <w:p>
       <w:pPr>
-        <w:pStyle w:val="Paragraphedeliste"/>
+        <w:pStyle w:val="ListParagraph"/>
         <w:ind w:left="360"/>
         <w:rPr>
           <w:rFonts w:ascii="Aptos" w:hAnsi="Aptos"/>
@@ -1309,7 +1289,7 @@
     </w:p>
     <w:p>
       <w:pPr>
-        <w:pStyle w:val="Paragraphedeliste"/>
+        <w:pStyle w:val="ListParagraph"/>
         <w:ind w:left="360"/>
         <w:rPr>
           <w:rFonts w:ascii="Aptos" w:hAnsi="Aptos"/>
@@ -1318,7 +1298,7 @@
     </w:p>
     <w:p>
       <w:pPr>
-        <w:pStyle w:val="Paragraphedeliste"/>
+        <w:pStyle w:val="ListParagraph"/>
         <w:ind w:left="360"/>
         <w:rPr>
           <w:rFonts w:ascii="Aptos" w:hAnsi="Aptos"/>
@@ -1327,7 +1307,7 @@
     </w:p>
     <w:p>
       <w:pPr>
-        <w:pStyle w:val="Paragraphedeliste"/>
+        <w:pStyle w:val="ListParagraph"/>
         <w:ind w:left="360"/>
         <w:rPr>
           <w:rFonts w:ascii="Aptos" w:hAnsi="Aptos"/>
@@ -1336,7 +1316,7 @@
     </w:p>
     <w:p>
       <w:pPr>
-        <w:pStyle w:val="Paragraphedeliste"/>
+        <w:pStyle w:val="ListParagraph"/>
         <w:ind w:left="360"/>
         <w:rPr>
           <w:rFonts w:ascii="Aptos" w:hAnsi="Aptos"/>
@@ -1345,7 +1325,7 @@
     </w:p>
     <w:p>
       <w:pPr>
-        <w:pStyle w:val="Paragraphedeliste"/>
+        <w:pStyle w:val="ListParagraph"/>
         <w:ind w:left="360"/>
         <w:rPr>
           <w:rFonts w:ascii="Aptos" w:hAnsi="Aptos"/>
@@ -1354,7 +1334,7 @@
     </w:p>
     <w:p>
       <w:pPr>
-        <w:pStyle w:val="Paragraphedeliste"/>
+        <w:pStyle w:val="ListParagraph"/>
         <w:ind w:left="360"/>
         <w:rPr>
           <w:rFonts w:ascii="Aptos" w:hAnsi="Aptos"/>
@@ -1363,7 +1343,7 @@
     </w:p>
     <w:p>
       <w:pPr>
-        <w:pStyle w:val="Paragraphedeliste"/>
+        <w:pStyle w:val="ListParagraph"/>
         <w:ind w:left="360"/>
         <w:rPr>
           <w:rFonts w:ascii="Aptos" w:hAnsi="Aptos"/>
@@ -1372,7 +1352,7 @@
     </w:p>
     <w:p>
       <w:pPr>
-        <w:pStyle w:val="Paragraphedeliste"/>
+        <w:pStyle w:val="ListParagraph"/>
         <w:ind w:left="360"/>
         <w:rPr>
           <w:rFonts w:ascii="Aptos" w:hAnsi="Aptos"/>
@@ -1381,7 +1361,7 @@
     </w:p>
     <w:p>
       <w:pPr>
-        <w:pStyle w:val="Paragraphedeliste"/>
+        <w:pStyle w:val="ListParagraph"/>
         <w:ind w:left="360"/>
         <w:rPr>
           <w:rFonts w:ascii="Aptos" w:hAnsi="Aptos"/>
@@ -1390,7 +1370,7 @@
     </w:p>
     <w:p>
       <w:pPr>
-        <w:pStyle w:val="Paragraphedeliste"/>
+        <w:pStyle w:val="ListParagraph"/>
         <w:ind w:left="360"/>
         <w:rPr>
           <w:rFonts w:ascii="Aptos" w:hAnsi="Aptos"/>
@@ -1399,7 +1379,7 @@
     </w:p>
     <w:p>
       <w:pPr>
-        <w:pStyle w:val="Paragraphedeliste"/>
+        <w:pStyle w:val="ListParagraph"/>
         <w:ind w:left="360"/>
         <w:rPr>
           <w:rFonts w:ascii="Aptos" w:hAnsi="Aptos"/>
@@ -1408,7 +1388,7 @@
     </w:p>
     <w:p>
       <w:pPr>
-        <w:pStyle w:val="Paragraphedeliste"/>
+        <w:pStyle w:val="ListParagraph"/>
         <w:ind w:left="360"/>
         <w:rPr>
           <w:rFonts w:ascii="Aptos" w:hAnsi="Aptos"/>
@@ -1417,7 +1397,25 @@
     </w:p>
     <w:p>
       <w:pPr>
-        <w:pStyle w:val="Sous-titre"/>
+        <w:pStyle w:val="ListParagraph"/>
+        <w:ind w:left="360"/>
+        <w:rPr>
+          <w:rFonts w:ascii="Aptos" w:hAnsi="Aptos"/>
+        </w:rPr>
+      </w:pPr>
+    </w:p>
+    <w:p>
+      <w:pPr>
+        <w:pStyle w:val="ListParagraph"/>
+        <w:ind w:left="360"/>
+        <w:rPr>
+          <w:rFonts w:ascii="Aptos" w:hAnsi="Aptos"/>
+        </w:rPr>
+      </w:pPr>
+    </w:p>
+    <w:p>
+      <w:pPr>
+        <w:pStyle w:val="Subtitle"/>
         <w:rPr>
           <w:rFonts w:ascii="Aptos" w:eastAsia="Times New Roman" w:hAnsi="Aptos"/>
           <w:lang w:eastAsia="fr-CA"/>
@@ -1428,13 +1426,12 @@
           <w:rFonts w:ascii="Aptos" w:eastAsia="Times New Roman" w:hAnsi="Aptos"/>
           <w:lang w:eastAsia="fr-CA"/>
         </w:rPr>
-        <w:lastRenderedPageBreak/>
         <w:t>Solutionaire - Exercices pratiques</w:t>
       </w:r>
     </w:p>
     <w:p>
       <w:pPr>
-        <w:pStyle w:val="Paragraphedeliste"/>
+        <w:pStyle w:val="ListParagraph"/>
         <w:ind w:left="0"/>
         <w:rPr>
           <w:rFonts w:ascii="Aptos" w:hAnsi="Aptos"/>
@@ -1457,7 +1454,7 @@
     </w:p>
     <w:p>
       <w:pPr>
-        <w:pStyle w:val="Paragraphedeliste"/>
+        <w:pStyle w:val="ListParagraph"/>
         <w:ind w:left="0"/>
         <w:rPr>
           <w:rFonts w:ascii="Aptos" w:hAnsi="Aptos"/>
@@ -1472,7 +1469,7 @@
     </w:p>
     <w:tbl>
       <w:tblPr>
-        <w:tblStyle w:val="TableauGrille1Clair"/>
+        <w:tblStyle w:val="GridTable1Light"/>
         <w:tblW w:w="6938" w:type="dxa"/>
         <w:tblLook w:val="04A0" w:firstRow="1" w:lastRow="0" w:firstColumn="1" w:lastColumn="0" w:noHBand="0" w:noVBand="1"/>
       </w:tblPr>
@@ -1510,18 +1507,7 @@
                 <w:szCs w:val="20"/>
                 <w:lang w:eastAsia="fr-CA"/>
               </w:rPr>
-              <w:t>Valeurs en décibels (</w:t>
-            </w:r>
-            <w:proofErr w:type="spellStart"/>
-            <w:r>
-              <w:rPr>
-                <w:rFonts w:ascii="Aptos" w:eastAsia="Times New Roman" w:hAnsi="Aptos" w:cstheme="minorHAnsi"/>
-                <w:color w:val="3B3126"/>
-                <w:sz w:val="20"/>
-                <w:szCs w:val="20"/>
-                <w:lang w:eastAsia="fr-CA"/>
-              </w:rPr>
-              <w:t>RSB</w:t>
+              <w:t>Valeurs en décibels (RSB</w:t>
             </w:r>
             <w:r>
               <w:rPr>
@@ -1534,7 +1520,6 @@
               </w:rPr>
               <w:t>dB</w:t>
             </w:r>
-            <w:proofErr w:type="spellEnd"/>
             <w:r>
               <w:rPr>
                 <w:rFonts w:ascii="Aptos" w:eastAsia="Times New Roman" w:hAnsi="Aptos" w:cstheme="minorHAnsi"/>
@@ -2150,7 +2135,7 @@
     </w:tbl>
     <w:p>
       <w:pPr>
-        <w:pStyle w:val="Paragraphedeliste"/>
+        <w:pStyle w:val="ListParagraph"/>
         <w:ind w:left="0"/>
         <w:rPr>
           <w:rFonts w:ascii="Aptos" w:hAnsi="Aptos"/>
@@ -2159,7 +2144,7 @@
     </w:p>
     <w:p>
       <w:pPr>
-        <w:pStyle w:val="Paragraphedeliste"/>
+        <w:pStyle w:val="ListParagraph"/>
         <w:ind w:left="0"/>
         <w:rPr>
           <w:rFonts w:ascii="Aptos" w:hAnsi="Aptos"/>
@@ -2174,7 +2159,7 @@
     </w:p>
     <w:tbl>
       <w:tblPr>
-        <w:tblStyle w:val="Grilledutableau"/>
+        <w:tblStyle w:val="TableGrid"/>
         <w:tblW w:w="0" w:type="auto"/>
         <w:tblLook w:val="04A0" w:firstRow="1" w:lastRow="0" w:firstColumn="1" w:lastColumn="0" w:noHBand="0" w:noVBand="1"/>
       </w:tblPr>
@@ -2195,7 +2180,7 @@
           </w:tcPr>
           <w:p>
             <w:pPr>
-              <w:pStyle w:val="Paragraphedeliste"/>
+              <w:pStyle w:val="ListParagraph"/>
               <w:ind w:left="360"/>
               <w:rPr>
                 <w:rFonts w:ascii="Aptos" w:eastAsia="Times New Roman" w:hAnsi="Aptos"/>
@@ -2223,7 +2208,7 @@
           </w:tcPr>
           <w:p>
             <w:pPr>
-              <w:pStyle w:val="Paragraphedeliste"/>
+              <w:pStyle w:val="ListParagraph"/>
               <w:ind w:left="360"/>
               <w:rPr>
                 <w:rFonts w:ascii="Aptos" w:eastAsia="Times New Roman" w:hAnsi="Aptos"/>
@@ -2247,7 +2232,7 @@
           </w:tcPr>
           <w:p>
             <w:pPr>
-              <w:pStyle w:val="Paragraphedeliste"/>
+              <w:pStyle w:val="ListParagraph"/>
               <w:ind w:left="360"/>
               <w:rPr>
                 <w:rFonts w:ascii="Aptos" w:eastAsia="Times New Roman" w:hAnsi="Aptos"/>
@@ -2281,7 +2266,7 @@
           </w:tcPr>
           <w:p>
             <w:pPr>
-              <w:pStyle w:val="Paragraphedeliste"/>
+              <w:pStyle w:val="ListParagraph"/>
               <w:ind w:left="360"/>
               <w:rPr>
                 <w:rFonts w:ascii="Aptos" w:eastAsia="Times New Roman" w:hAnsi="Aptos"/>
@@ -2310,7 +2295,7 @@
           </w:tcPr>
           <w:p>
             <w:pPr>
-              <w:pStyle w:val="Paragraphedeliste"/>
+              <w:pStyle w:val="ListParagraph"/>
               <w:ind w:left="360"/>
               <w:rPr>
                 <w:rFonts w:ascii="Aptos" w:eastAsia="Times New Roman" w:hAnsi="Aptos"/>
@@ -2335,7 +2320,7 @@
           </w:tcPr>
           <w:p>
             <w:pPr>
-              <w:pStyle w:val="Paragraphedeliste"/>
+              <w:pStyle w:val="ListParagraph"/>
               <w:ind w:left="360"/>
               <w:rPr>
                 <w:rFonts w:ascii="Aptos" w:eastAsia="Times New Roman" w:hAnsi="Aptos"/>
@@ -2368,7 +2353,7 @@
           </w:tcPr>
           <w:p>
             <w:pPr>
-              <w:pStyle w:val="Paragraphedeliste"/>
+              <w:pStyle w:val="ListParagraph"/>
               <w:ind w:left="360"/>
               <w:rPr>
                 <w:rFonts w:ascii="Aptos" w:eastAsia="Times New Roman" w:hAnsi="Aptos"/>
@@ -2396,7 +2381,7 @@
           </w:tcPr>
           <w:p>
             <w:pPr>
-              <w:pStyle w:val="Paragraphedeliste"/>
+              <w:pStyle w:val="ListParagraph"/>
               <w:ind w:left="360"/>
               <w:jc w:val="right"/>
               <w:rPr>
@@ -2421,7 +2406,7 @@
           </w:tcPr>
           <w:p>
             <w:pPr>
-              <w:pStyle w:val="Paragraphedeliste"/>
+              <w:pStyle w:val="ListParagraph"/>
               <w:ind w:left="360"/>
               <w:rPr>
                 <w:rFonts w:ascii="Aptos" w:eastAsia="Times New Roman" w:hAnsi="Aptos"/>
@@ -2430,7 +2415,6 @@
                 <w:lang w:eastAsia="fr-CA"/>
               </w:rPr>
             </w:pPr>
-            <w:proofErr w:type="gramStart"/>
             <w:r>
               <w:rPr>
                 <w:rFonts w:ascii="Aptos" w:eastAsia="Times New Roman" w:hAnsi="Aptos"/>
@@ -2440,7 +2424,6 @@
               </w:rPr>
               <w:t>b</w:t>
             </w:r>
-            <w:proofErr w:type="gramEnd"/>
           </w:p>
         </w:tc>
       </w:tr>
@@ -2456,7 +2439,7 @@
           </w:tcPr>
           <w:p>
             <w:pPr>
-              <w:pStyle w:val="Paragraphedeliste"/>
+              <w:pStyle w:val="ListParagraph"/>
               <w:ind w:left="360"/>
               <w:rPr>
                 <w:rFonts w:ascii="Aptos" w:eastAsia="Times New Roman" w:hAnsi="Aptos"/>
@@ -2465,7 +2448,6 @@
                 <w:lang w:eastAsia="fr-CA"/>
               </w:rPr>
             </w:pPr>
-            <w:proofErr w:type="spellStart"/>
             <w:r>
               <w:rPr>
                 <w:rFonts w:ascii="Aptos" w:eastAsia="Times New Roman" w:hAnsi="Aptos"/>
@@ -2485,7 +2467,6 @@
               </w:rPr>
               <w:t>canal</w:t>
             </w:r>
-            <w:proofErr w:type="spellEnd"/>
           </w:p>
         </w:tc>
         <w:tc>
@@ -2496,7 +2477,7 @@
           </w:tcPr>
           <w:p>
             <w:pPr>
-              <w:pStyle w:val="Paragraphedeliste"/>
+              <w:pStyle w:val="ListParagraph"/>
               <w:ind w:left="360"/>
               <w:jc w:val="right"/>
               <w:rPr>
@@ -2521,7 +2502,7 @@
           </w:tcPr>
           <w:p>
             <w:pPr>
-              <w:pStyle w:val="Paragraphedeliste"/>
+              <w:pStyle w:val="ListParagraph"/>
               <w:ind w:left="360"/>
               <w:rPr>
                 <w:rFonts w:ascii="Aptos" w:eastAsia="Times New Roman" w:hAnsi="Aptos"/>
@@ -2530,7 +2511,6 @@
                 <w:lang w:eastAsia="fr-CA"/>
               </w:rPr>
             </w:pPr>
-            <w:proofErr w:type="gramStart"/>
             <w:r>
               <w:rPr>
                 <w:rFonts w:ascii="Aptos" w:eastAsia="Times New Roman" w:hAnsi="Aptos"/>
@@ -2538,17 +2518,7 @@
                 <w:iCs/>
                 <w:lang w:eastAsia="fr-CA"/>
               </w:rPr>
-              <w:t>b</w:t>
-            </w:r>
-            <w:proofErr w:type="gramEnd"/>
-            <w:r>
-              <w:rPr>
-                <w:rFonts w:ascii="Aptos" w:eastAsia="Times New Roman" w:hAnsi="Aptos"/>
-                <w:i/>
-                <w:iCs/>
-                <w:lang w:eastAsia="fr-CA"/>
-              </w:rPr>
-              <w:t>/s</w:t>
+              <w:t>b/s</w:t>
             </w:r>
           </w:p>
         </w:tc>
@@ -2564,7 +2534,7 @@
           </w:tcPr>
           <w:p>
             <w:pPr>
-              <w:pStyle w:val="Paragraphedeliste"/>
+              <w:pStyle w:val="ListParagraph"/>
               <w:ind w:left="360"/>
               <w:rPr>
                 <w:rFonts w:ascii="Aptos" w:eastAsia="Times New Roman" w:hAnsi="Aptos"/>
@@ -2591,7 +2561,7 @@
           </w:tcPr>
           <w:p>
             <w:pPr>
-              <w:pStyle w:val="Paragraphedeliste"/>
+              <w:pStyle w:val="ListParagraph"/>
               <w:ind w:left="360"/>
               <w:jc w:val="right"/>
               <w:rPr>
@@ -2615,7 +2585,7 @@
           </w:tcPr>
           <w:p>
             <w:pPr>
-              <w:pStyle w:val="Paragraphedeliste"/>
+              <w:pStyle w:val="ListParagraph"/>
               <w:ind w:left="360"/>
               <w:rPr>
                 <w:rFonts w:ascii="Aptos" w:eastAsia="Times New Roman" w:hAnsi="Aptos"/>
@@ -2639,7 +2609,7 @@
           </w:tcPr>
           <w:p>
             <w:pPr>
-              <w:pStyle w:val="Paragraphedeliste"/>
+              <w:pStyle w:val="ListParagraph"/>
               <w:ind w:left="360"/>
               <w:rPr>
                 <w:rFonts w:ascii="Aptos" w:eastAsia="Times New Roman" w:hAnsi="Aptos"/>
@@ -2648,7 +2618,6 @@
                 <w:lang w:eastAsia="fr-CA"/>
               </w:rPr>
             </w:pPr>
-            <w:proofErr w:type="gramStart"/>
             <w:r>
               <w:rPr>
                 <w:rFonts w:ascii="Aptos" w:eastAsia="Times New Roman" w:hAnsi="Aptos"/>
@@ -2658,7 +2627,6 @@
               </w:rPr>
               <w:t>t</w:t>
             </w:r>
-            <w:proofErr w:type="gramEnd"/>
           </w:p>
         </w:tc>
         <w:tc>
@@ -2669,7 +2637,7 @@
           </w:tcPr>
           <w:p>
             <w:pPr>
-              <w:pStyle w:val="Paragraphedeliste"/>
+              <w:pStyle w:val="ListParagraph"/>
               <w:ind w:left="360"/>
               <w:jc w:val="right"/>
               <w:rPr>
@@ -2694,7 +2662,7 @@
           </w:tcPr>
           <w:p>
             <w:pPr>
-              <w:pStyle w:val="Paragraphedeliste"/>
+              <w:pStyle w:val="ListParagraph"/>
               <w:ind w:left="360"/>
               <w:rPr>
                 <w:rFonts w:ascii="Aptos" w:eastAsia="Times New Roman" w:hAnsi="Aptos"/>
@@ -2703,7 +2671,6 @@
                 <w:lang w:eastAsia="fr-CA"/>
               </w:rPr>
             </w:pPr>
-            <w:proofErr w:type="gramStart"/>
             <w:r>
               <w:rPr>
                 <w:rFonts w:ascii="Aptos" w:eastAsia="Times New Roman" w:hAnsi="Aptos"/>
@@ -2713,7 +2680,6 @@
               </w:rPr>
               <w:t>s</w:t>
             </w:r>
-            <w:proofErr w:type="gramEnd"/>
           </w:p>
         </w:tc>
       </w:tr>
@@ -2729,7 +2695,7 @@
           </w:tcPr>
           <w:p>
             <w:pPr>
-              <w:pStyle w:val="Paragraphedeliste"/>
+              <w:pStyle w:val="ListParagraph"/>
               <w:ind w:left="360"/>
               <w:rPr>
                 <w:rFonts w:ascii="Aptos" w:eastAsia="Times New Roman" w:hAnsi="Aptos"/>
@@ -2757,7 +2723,7 @@
           </w:tcPr>
           <w:p>
             <w:pPr>
-              <w:pStyle w:val="Paragraphedeliste"/>
+              <w:pStyle w:val="ListParagraph"/>
               <w:ind w:left="360"/>
               <w:jc w:val="right"/>
               <w:rPr>
@@ -2782,7 +2748,7 @@
           </w:tcPr>
           <w:p>
             <w:pPr>
-              <w:pStyle w:val="Paragraphedeliste"/>
+              <w:pStyle w:val="ListParagraph"/>
               <w:ind w:left="360"/>
               <w:rPr>
                 <w:rFonts w:ascii="Aptos" w:eastAsia="Times New Roman" w:hAnsi="Aptos"/>
@@ -2791,7 +2757,6 @@
                 <w:lang w:eastAsia="fr-CA"/>
               </w:rPr>
             </w:pPr>
-            <w:proofErr w:type="gramStart"/>
             <w:r>
               <w:rPr>
                 <w:rFonts w:ascii="Aptos" w:eastAsia="Times New Roman" w:hAnsi="Aptos"/>
@@ -2801,7 +2766,6 @@
               </w:rPr>
               <w:t>b</w:t>
             </w:r>
-            <w:proofErr w:type="gramEnd"/>
           </w:p>
         </w:tc>
       </w:tr>
@@ -2817,7 +2781,7 @@
           </w:tcPr>
           <w:p>
             <w:pPr>
-              <w:pStyle w:val="Paragraphedeliste"/>
+              <w:pStyle w:val="ListParagraph"/>
               <w:ind w:left="360"/>
               <w:rPr>
                 <w:rFonts w:ascii="Aptos" w:eastAsia="Times New Roman" w:hAnsi="Aptos"/>
@@ -2836,7 +2800,7 @@
           </w:tcPr>
           <w:p>
             <w:pPr>
-              <w:pStyle w:val="Paragraphedeliste"/>
+              <w:pStyle w:val="ListParagraph"/>
               <w:ind w:left="360"/>
               <w:jc w:val="right"/>
               <w:rPr>
@@ -2861,7 +2825,7 @@
           </w:tcPr>
           <w:p>
             <w:pPr>
-              <w:pStyle w:val="Paragraphedeliste"/>
+              <w:pStyle w:val="ListParagraph"/>
               <w:ind w:left="360"/>
               <w:rPr>
                 <w:rFonts w:ascii="Aptos" w:eastAsia="Times New Roman" w:hAnsi="Aptos"/>
@@ -2870,7 +2834,6 @@
                 <w:lang w:eastAsia="fr-CA"/>
               </w:rPr>
             </w:pPr>
-            <w:proofErr w:type="gramStart"/>
             <w:r>
               <w:rPr>
                 <w:rFonts w:ascii="Aptos" w:eastAsia="Times New Roman" w:hAnsi="Aptos"/>
@@ -2880,7 +2843,6 @@
               </w:rPr>
               <w:t>o</w:t>
             </w:r>
-            <w:proofErr w:type="gramEnd"/>
           </w:p>
         </w:tc>
       </w:tr>
@@ -2896,7 +2858,7 @@
           </w:tcPr>
           <w:p>
             <w:pPr>
-              <w:pStyle w:val="Paragraphedeliste"/>
+              <w:pStyle w:val="ListParagraph"/>
               <w:ind w:left="360"/>
               <w:rPr>
                 <w:rFonts w:ascii="Aptos" w:eastAsia="Times New Roman" w:hAnsi="Aptos"/>
@@ -2915,7 +2877,7 @@
           </w:tcPr>
           <w:p>
             <w:pPr>
-              <w:pStyle w:val="Paragraphedeliste"/>
+              <w:pStyle w:val="ListParagraph"/>
               <w:ind w:left="360"/>
               <w:jc w:val="right"/>
               <w:rPr>
@@ -2940,7 +2902,7 @@
           </w:tcPr>
           <w:p>
             <w:pPr>
-              <w:pStyle w:val="Paragraphedeliste"/>
+              <w:pStyle w:val="ListParagraph"/>
               <w:ind w:left="360"/>
               <w:rPr>
                 <w:rFonts w:ascii="Aptos" w:eastAsia="Times New Roman" w:hAnsi="Aptos"/>
@@ -2949,7 +2911,6 @@
                 <w:lang w:eastAsia="fr-CA"/>
               </w:rPr>
             </w:pPr>
-            <w:proofErr w:type="spellStart"/>
             <w:r>
               <w:rPr>
                 <w:rFonts w:ascii="Aptos" w:eastAsia="Times New Roman" w:hAnsi="Aptos"/>
@@ -2968,7 +2929,6 @@
               </w:rPr>
               <w:t>o</w:t>
             </w:r>
-            <w:proofErr w:type="spellEnd"/>
           </w:p>
         </w:tc>
       </w:tr>
@@ -2984,7 +2944,7 @@
           </w:tcPr>
           <w:p>
             <w:pPr>
-              <w:pStyle w:val="Paragraphedeliste"/>
+              <w:pStyle w:val="ListParagraph"/>
               <w:ind w:left="360"/>
               <w:rPr>
                 <w:rFonts w:ascii="Aptos" w:eastAsia="Times New Roman" w:hAnsi="Aptos"/>
@@ -3022,7 +2982,7 @@
           </w:tcPr>
           <w:p>
             <w:pPr>
-              <w:pStyle w:val="Paragraphedeliste"/>
+              <w:pStyle w:val="ListParagraph"/>
               <w:ind w:left="360"/>
               <w:jc w:val="right"/>
               <w:rPr>
@@ -3047,7 +3007,7 @@
           </w:tcPr>
           <w:p>
             <w:pPr>
-              <w:pStyle w:val="Paragraphedeliste"/>
+              <w:pStyle w:val="ListParagraph"/>
               <w:ind w:left="360"/>
               <w:rPr>
                 <w:rFonts w:ascii="Aptos" w:eastAsia="Times New Roman" w:hAnsi="Aptos"/>
@@ -3056,7 +3016,6 @@
                 <w:lang w:eastAsia="fr-CA"/>
               </w:rPr>
             </w:pPr>
-            <w:proofErr w:type="gramStart"/>
             <w:r>
               <w:rPr>
                 <w:rFonts w:ascii="Aptos" w:eastAsia="Times New Roman" w:hAnsi="Aptos"/>
@@ -3066,7 +3025,6 @@
               </w:rPr>
               <w:t>o</w:t>
             </w:r>
-            <w:proofErr w:type="gramEnd"/>
           </w:p>
         </w:tc>
       </w:tr>
@@ -3083,7 +3041,7 @@
           </w:tcPr>
           <w:p>
             <w:pPr>
-              <w:pStyle w:val="Paragraphedeliste"/>
+              <w:pStyle w:val="ListParagraph"/>
               <w:ind w:left="360"/>
               <w:rPr>
                 <w:rFonts w:ascii="Aptos" w:eastAsia="Times New Roman" w:hAnsi="Aptos"/>
@@ -3112,7 +3070,7 @@
           </w:tcPr>
           <w:p>
             <w:pPr>
-              <w:pStyle w:val="Paragraphedeliste"/>
+              <w:pStyle w:val="ListParagraph"/>
               <w:ind w:left="360"/>
               <w:rPr>
                 <w:rFonts w:ascii="Aptos" w:eastAsia="Times New Roman" w:hAnsi="Aptos"/>
@@ -3137,7 +3095,7 @@
           </w:tcPr>
           <w:p>
             <w:pPr>
-              <w:pStyle w:val="Paragraphedeliste"/>
+              <w:pStyle w:val="ListParagraph"/>
               <w:ind w:left="360"/>
               <w:rPr>
                 <w:rFonts w:ascii="Aptos" w:eastAsia="Times New Roman" w:hAnsi="Aptos"/>
@@ -3160,7 +3118,7 @@
           </w:tcPr>
           <w:p>
             <w:pPr>
-              <w:pStyle w:val="Paragraphedeliste"/>
+              <w:pStyle w:val="ListParagraph"/>
               <w:ind w:left="360"/>
               <w:rPr>
                 <w:rFonts w:ascii="Aptos" w:eastAsia="Times New Roman" w:hAnsi="Aptos"/>
@@ -3178,7 +3136,7 @@
           </w:tcPr>
           <w:p>
             <w:pPr>
-              <w:pStyle w:val="Paragraphedeliste"/>
+              <w:pStyle w:val="ListParagraph"/>
               <w:ind w:left="360"/>
               <w:rPr>
                 <w:rFonts w:ascii="Aptos" w:eastAsia="Times New Roman" w:hAnsi="Aptos"/>
@@ -3203,7 +3161,7 @@
           </w:tcPr>
           <w:p>
             <w:pPr>
-              <w:pStyle w:val="Paragraphedeliste"/>
+              <w:pStyle w:val="ListParagraph"/>
               <w:ind w:left="360"/>
               <w:rPr>
                 <w:rFonts w:ascii="Aptos" w:eastAsia="Times New Roman" w:hAnsi="Aptos"/>
@@ -3227,7 +3185,7 @@
     </w:tbl>
     <w:p>
       <w:pPr>
-        <w:pStyle w:val="Paragraphedeliste"/>
+        <w:pStyle w:val="ListParagraph"/>
         <w:ind w:left="0"/>
         <w:rPr>
           <w:rFonts w:ascii="Aptos" w:hAnsi="Aptos"/>
@@ -3236,7 +3194,7 @@
     </w:p>
     <w:tbl>
       <w:tblPr>
-        <w:tblStyle w:val="Grilledutableau"/>
+        <w:tblStyle w:val="TableGrid"/>
         <w:tblpPr w:leftFromText="141" w:rightFromText="141" w:vertAnchor="text" w:tblpY="1"/>
         <w:tblOverlap w:val="never"/>
         <w:tblW w:w="0" w:type="auto"/>
@@ -3259,7 +3217,7 @@
           </w:tcPr>
           <w:p>
             <w:pPr>
-              <w:pStyle w:val="Paragraphedeliste"/>
+              <w:pStyle w:val="ListParagraph"/>
               <w:ind w:left="360"/>
               <w:rPr>
                 <w:rFonts w:ascii="Aptos" w:eastAsia="Times New Roman" w:hAnsi="Aptos"/>
@@ -3287,7 +3245,7 @@
           </w:tcPr>
           <w:p>
             <w:pPr>
-              <w:pStyle w:val="Paragraphedeliste"/>
+              <w:pStyle w:val="ListParagraph"/>
               <w:ind w:left="360"/>
               <w:rPr>
                 <w:rFonts w:ascii="Aptos" w:eastAsia="Times New Roman" w:hAnsi="Aptos"/>
@@ -3311,7 +3269,7 @@
           </w:tcPr>
           <w:p>
             <w:pPr>
-              <w:pStyle w:val="Paragraphedeliste"/>
+              <w:pStyle w:val="ListParagraph"/>
               <w:ind w:left="360"/>
               <w:rPr>
                 <w:rFonts w:ascii="Aptos" w:eastAsia="Times New Roman" w:hAnsi="Aptos"/>
@@ -3320,7 +3278,6 @@
                 <w:lang w:eastAsia="fr-CA"/>
               </w:rPr>
             </w:pPr>
-            <w:proofErr w:type="gramStart"/>
             <w:r>
               <w:rPr>
                 <w:rFonts w:ascii="Aptos" w:eastAsia="Times New Roman" w:hAnsi="Aptos"/>
@@ -3328,17 +3285,7 @@
                 <w:iCs/>
                 <w:lang w:eastAsia="fr-CA"/>
               </w:rPr>
-              <w:t>b</w:t>
-            </w:r>
-            <w:proofErr w:type="gramEnd"/>
-            <w:r>
-              <w:rPr>
-                <w:rFonts w:ascii="Aptos" w:eastAsia="Times New Roman" w:hAnsi="Aptos"/>
-                <w:i/>
-                <w:iCs/>
-                <w:lang w:eastAsia="fr-CA"/>
-              </w:rPr>
-              <w:t>/s</w:t>
+              <w:t>b/s</w:t>
             </w:r>
           </w:p>
         </w:tc>
@@ -3355,7 +3302,7 @@
           </w:tcPr>
           <w:p>
             <w:pPr>
-              <w:pStyle w:val="Paragraphedeliste"/>
+              <w:pStyle w:val="ListParagraph"/>
               <w:ind w:left="360"/>
               <w:rPr>
                 <w:rFonts w:ascii="Aptos" w:eastAsia="Times New Roman" w:hAnsi="Aptos"/>
@@ -3381,7 +3328,7 @@
           </w:tcPr>
           <w:p>
             <w:pPr>
-              <w:pStyle w:val="Paragraphedeliste"/>
+              <w:pStyle w:val="ListParagraph"/>
               <w:ind w:left="360"/>
               <w:rPr>
                 <w:rFonts w:ascii="Aptos" w:eastAsia="Times New Roman" w:hAnsi="Aptos"/>
@@ -3405,7 +3352,7 @@
           </w:tcPr>
           <w:p>
             <w:pPr>
-              <w:pStyle w:val="Paragraphedeliste"/>
+              <w:pStyle w:val="ListParagraph"/>
               <w:ind w:left="360"/>
               <w:rPr>
                 <w:rFonts w:ascii="Aptos" w:eastAsia="Times New Roman" w:hAnsi="Aptos"/>
@@ -3438,7 +3385,7 @@
           </w:tcPr>
           <w:p>
             <w:pPr>
-              <w:pStyle w:val="Paragraphedeliste"/>
+              <w:pStyle w:val="ListParagraph"/>
               <w:ind w:left="360"/>
               <w:rPr>
                 <w:rFonts w:ascii="Aptos" w:eastAsia="Times New Roman" w:hAnsi="Aptos"/>
@@ -3458,7 +3405,7 @@
           </w:tcPr>
           <w:p>
             <w:pPr>
-              <w:pStyle w:val="Paragraphedeliste"/>
+              <w:pStyle w:val="ListParagraph"/>
               <w:ind w:left="360"/>
               <w:rPr>
                 <w:rFonts w:ascii="Aptos" w:eastAsia="Times New Roman" w:hAnsi="Aptos"/>
@@ -3475,7 +3422,7 @@
           </w:tcPr>
           <w:p>
             <w:pPr>
-              <w:pStyle w:val="Paragraphedeliste"/>
+              <w:pStyle w:val="ListParagraph"/>
               <w:ind w:left="360"/>
               <w:rPr>
                 <w:rFonts w:ascii="Aptos" w:eastAsia="Times New Roman" w:hAnsi="Aptos"/>
@@ -3498,7 +3445,7 @@
           </w:tcPr>
           <w:p>
             <w:pPr>
-              <w:pStyle w:val="Paragraphedeliste"/>
+              <w:pStyle w:val="ListParagraph"/>
               <w:ind w:left="360"/>
               <w:rPr>
                 <w:rFonts w:ascii="Aptos" w:eastAsia="Times New Roman" w:hAnsi="Aptos"/>
@@ -3525,7 +3472,7 @@
           </w:tcPr>
           <w:p>
             <w:pPr>
-              <w:pStyle w:val="Paragraphedeliste"/>
+              <w:pStyle w:val="ListParagraph"/>
               <w:ind w:left="360"/>
               <w:rPr>
                 <w:rFonts w:ascii="Aptos" w:eastAsia="Times New Roman" w:hAnsi="Aptos"/>
@@ -3550,7 +3497,7 @@
           </w:tcPr>
           <w:p>
             <w:pPr>
-              <w:pStyle w:val="Paragraphedeliste"/>
+              <w:pStyle w:val="ListParagraph"/>
               <w:ind w:left="360"/>
               <w:rPr>
                 <w:rFonts w:ascii="Aptos" w:eastAsia="Times New Roman" w:hAnsi="Aptos"/>
@@ -3573,7 +3520,7 @@
           </w:tcPr>
           <w:p>
             <w:pPr>
-              <w:pStyle w:val="Paragraphedeliste"/>
+              <w:pStyle w:val="ListParagraph"/>
               <w:ind w:left="360"/>
               <w:rPr>
                 <w:rFonts w:ascii="Aptos" w:eastAsia="Times New Roman" w:hAnsi="Aptos"/>
@@ -3581,7 +3528,6 @@
                 <w:lang w:eastAsia="fr-CA"/>
               </w:rPr>
             </w:pPr>
-            <w:proofErr w:type="spellStart"/>
             <w:r>
               <w:rPr>
                 <w:rFonts w:ascii="Aptos" w:eastAsia="Times New Roman" w:hAnsi="Aptos"/>
@@ -3590,7 +3536,6 @@
               </w:rPr>
               <w:t>RSB_db</w:t>
             </w:r>
-            <w:proofErr w:type="spellEnd"/>
           </w:p>
         </w:tc>
         <w:tc>
@@ -3602,7 +3547,7 @@
           </w:tcPr>
           <w:p>
             <w:pPr>
-              <w:pStyle w:val="Paragraphedeliste"/>
+              <w:pStyle w:val="ListParagraph"/>
               <w:ind w:left="360"/>
               <w:rPr>
                 <w:rFonts w:ascii="Aptos" w:eastAsia="Times New Roman" w:hAnsi="Aptos"/>
@@ -3627,7 +3572,7 @@
           </w:tcPr>
           <w:p>
             <w:pPr>
-              <w:pStyle w:val="Paragraphedeliste"/>
+              <w:pStyle w:val="ListParagraph"/>
               <w:ind w:left="360"/>
               <w:rPr>
                 <w:rFonts w:ascii="Aptos" w:eastAsia="Times New Roman" w:hAnsi="Aptos"/>
@@ -3636,7 +3581,6 @@
                 <w:lang w:eastAsia="fr-CA"/>
               </w:rPr>
             </w:pPr>
-            <w:proofErr w:type="gramStart"/>
             <w:r>
               <w:rPr>
                 <w:rFonts w:ascii="Aptos" w:eastAsia="Times New Roman" w:hAnsi="Aptos"/>
@@ -3646,14 +3590,13 @@
               </w:rPr>
               <w:t>dB</w:t>
             </w:r>
-            <w:proofErr w:type="gramEnd"/>
           </w:p>
         </w:tc>
       </w:tr>
     </w:tbl>
     <w:p>
       <w:pPr>
-        <w:pStyle w:val="Paragraphedeliste"/>
+        <w:pStyle w:val="ListParagraph"/>
         <w:ind w:left="0"/>
         <w:rPr>
           <w:rFonts w:ascii="Aptos" w:hAnsi="Aptos"/>
@@ -3662,7 +3605,7 @@
     </w:p>
     <w:p>
       <w:pPr>
-        <w:pStyle w:val="Paragraphedeliste"/>
+        <w:pStyle w:val="ListParagraph"/>
         <w:ind w:left="0"/>
         <w:rPr>
           <w:rFonts w:ascii="Aptos" w:hAnsi="Aptos"/>
@@ -3671,7 +3614,7 @@
     </w:p>
     <w:p>
       <w:pPr>
-        <w:pStyle w:val="Paragraphedeliste"/>
+        <w:pStyle w:val="ListParagraph"/>
         <w:ind w:left="0"/>
         <w:rPr>
           <w:rFonts w:ascii="Aptos" w:hAnsi="Aptos"/>
@@ -3680,7 +3623,7 @@
     </w:p>
     <w:p>
       <w:pPr>
-        <w:pStyle w:val="Paragraphedeliste"/>
+        <w:pStyle w:val="ListParagraph"/>
         <w:ind w:left="0"/>
         <w:rPr>
           <w:rFonts w:ascii="Aptos" w:hAnsi="Aptos"/>
@@ -3689,7 +3632,7 @@
     </w:p>
     <w:p>
       <w:pPr>
-        <w:pStyle w:val="Paragraphedeliste"/>
+        <w:pStyle w:val="ListParagraph"/>
         <w:ind w:left="0"/>
         <w:rPr>
           <w:rFonts w:ascii="Aptos" w:hAnsi="Aptos"/>
@@ -3698,7 +3641,7 @@
     </w:p>
     <w:p>
       <w:pPr>
-        <w:pStyle w:val="Paragraphedeliste"/>
+        <w:pStyle w:val="ListParagraph"/>
         <w:ind w:left="0"/>
         <w:rPr>
           <w:rFonts w:ascii="Aptos" w:hAnsi="Aptos"/>
@@ -3767,7 +3710,7 @@
     </w:p>
     <w:p>
       <w:pPr>
-        <w:pStyle w:val="Paragraphedeliste"/>
+        <w:pStyle w:val="ListParagraph"/>
         <w:ind w:left="0"/>
         <w:rPr>
           <w:rFonts w:ascii="Aptos" w:hAnsi="Aptos"/>
@@ -3776,7 +3719,7 @@
     </w:p>
     <w:p>
       <w:pPr>
-        <w:pStyle w:val="Paragraphedeliste"/>
+        <w:pStyle w:val="ListParagraph"/>
         <w:ind w:left="0"/>
         <w:rPr>
           <w:rFonts w:ascii="Aptos" w:hAnsi="Aptos"/>
@@ -3785,7 +3728,7 @@
     </w:p>
     <w:p>
       <w:pPr>
-        <w:pStyle w:val="Paragraphedeliste"/>
+        <w:pStyle w:val="ListParagraph"/>
         <w:ind w:left="0"/>
         <w:rPr>
           <w:rFonts w:ascii="Aptos" w:hAnsi="Aptos"/>
@@ -3794,7 +3737,7 @@
     </w:p>
     <w:p>
       <w:pPr>
-        <w:pStyle w:val="Paragraphedeliste"/>
+        <w:pStyle w:val="ListParagraph"/>
         <w:ind w:left="0"/>
         <w:rPr>
           <w:rFonts w:ascii="Aptos" w:hAnsi="Aptos"/>
@@ -3803,7 +3746,7 @@
     </w:p>
     <w:p>
       <w:pPr>
-        <w:pStyle w:val="Paragraphedeliste"/>
+        <w:pStyle w:val="ListParagraph"/>
         <w:ind w:left="0"/>
         <w:rPr>
           <w:rFonts w:ascii="Aptos" w:hAnsi="Aptos"/>
@@ -3812,7 +3755,7 @@
     </w:p>
     <w:p>
       <w:pPr>
-        <w:pStyle w:val="Paragraphedeliste"/>
+        <w:pStyle w:val="ListParagraph"/>
         <w:ind w:left="0"/>
         <w:rPr>
           <w:rFonts w:ascii="Aptos" w:hAnsi="Aptos"/>
@@ -3821,7 +3764,7 @@
     </w:p>
     <w:p>
       <w:pPr>
-        <w:pStyle w:val="Paragraphedeliste"/>
+        <w:pStyle w:val="ListParagraph"/>
         <w:ind w:left="0"/>
         <w:rPr>
           <w:rFonts w:ascii="Aptos" w:hAnsi="Aptos"/>
@@ -3836,7 +3779,7 @@
     </w:p>
     <w:tbl>
       <w:tblPr>
-        <w:tblStyle w:val="Grilledutableau"/>
+        <w:tblStyle w:val="TableGrid"/>
         <w:tblW w:w="0" w:type="auto"/>
         <w:tblLook w:val="04A0" w:firstRow="1" w:lastRow="0" w:firstColumn="1" w:lastColumn="0" w:noHBand="0" w:noVBand="1"/>
       </w:tblPr>
@@ -3857,7 +3800,7 @@
           </w:tcPr>
           <w:p>
             <w:pPr>
-              <w:pStyle w:val="Paragraphedeliste"/>
+              <w:pStyle w:val="ListParagraph"/>
               <w:ind w:left="360"/>
               <w:rPr>
                 <w:rFonts w:ascii="Aptos" w:eastAsia="Times New Roman" w:hAnsi="Aptos"/>
@@ -3869,6 +3812,7 @@
                 <w:rFonts w:ascii="Aptos" w:eastAsia="Times New Roman" w:hAnsi="Aptos"/>
                 <w:lang w:eastAsia="fr-CA"/>
               </w:rPr>
+              <w:lastRenderedPageBreak/>
               <w:t>Fe</w:t>
             </w:r>
           </w:p>
@@ -3881,7 +3825,7 @@
           </w:tcPr>
           <w:p>
             <w:pPr>
-              <w:pStyle w:val="Paragraphedeliste"/>
+              <w:pStyle w:val="ListParagraph"/>
               <w:ind w:left="360"/>
               <w:rPr>
                 <w:rFonts w:ascii="Aptos" w:eastAsia="Times New Roman" w:hAnsi="Aptos"/>
@@ -3905,7 +3849,7 @@
           </w:tcPr>
           <w:p>
             <w:pPr>
-              <w:pStyle w:val="Paragraphedeliste"/>
+              <w:pStyle w:val="ListParagraph"/>
               <w:ind w:left="360"/>
               <w:rPr>
                 <w:rFonts w:ascii="Aptos" w:eastAsia="Times New Roman" w:hAnsi="Aptos"/>
@@ -3938,14 +3882,13 @@
           </w:tcPr>
           <w:p>
             <w:pPr>
-              <w:pStyle w:val="Paragraphedeliste"/>
+              <w:pStyle w:val="ListParagraph"/>
               <w:ind w:left="360"/>
               <w:rPr>
                 <w:rFonts w:ascii="Aptos" w:eastAsia="Times New Roman" w:hAnsi="Aptos"/>
                 <w:lang w:eastAsia="fr-CA"/>
               </w:rPr>
             </w:pPr>
-            <w:proofErr w:type="spellStart"/>
             <w:r>
               <w:rPr>
                 <w:rFonts w:ascii="Aptos" w:eastAsia="Times New Roman" w:hAnsi="Aptos"/>
@@ -3953,7 +3896,6 @@
               </w:rPr>
               <w:t>Fmax</w:t>
             </w:r>
-            <w:proofErr w:type="spellEnd"/>
           </w:p>
         </w:tc>
         <w:tc>
@@ -3964,7 +3906,7 @@
           </w:tcPr>
           <w:p>
             <w:pPr>
-              <w:pStyle w:val="Paragraphedeliste"/>
+              <w:pStyle w:val="ListParagraph"/>
               <w:ind w:left="360"/>
               <w:rPr>
                 <w:rFonts w:ascii="Aptos" w:eastAsia="Times New Roman" w:hAnsi="Aptos"/>
@@ -3988,7 +3930,7 @@
           </w:tcPr>
           <w:p>
             <w:pPr>
-              <w:pStyle w:val="Paragraphedeliste"/>
+              <w:pStyle w:val="ListParagraph"/>
               <w:ind w:left="360"/>
               <w:rPr>
                 <w:rFonts w:ascii="Aptos" w:eastAsia="Times New Roman" w:hAnsi="Aptos"/>
@@ -4021,14 +3963,13 @@
           </w:tcPr>
           <w:p>
             <w:pPr>
-              <w:pStyle w:val="Paragraphedeliste"/>
+              <w:pStyle w:val="ListParagraph"/>
               <w:ind w:left="360"/>
               <w:rPr>
                 <w:rFonts w:ascii="Aptos" w:eastAsia="Times New Roman" w:hAnsi="Aptos"/>
                 <w:lang w:eastAsia="fr-CA"/>
               </w:rPr>
             </w:pPr>
-            <w:proofErr w:type="spellStart"/>
             <w:r>
               <w:rPr>
                 <w:rFonts w:ascii="Aptos" w:eastAsia="Times New Roman" w:hAnsi="Aptos"/>
@@ -4036,7 +3977,6 @@
               </w:rPr>
               <w:t>Fmin</w:t>
             </w:r>
-            <w:proofErr w:type="spellEnd"/>
           </w:p>
         </w:tc>
         <w:tc>
@@ -4047,7 +3987,7 @@
           </w:tcPr>
           <w:p>
             <w:pPr>
-              <w:pStyle w:val="Paragraphedeliste"/>
+              <w:pStyle w:val="ListParagraph"/>
               <w:ind w:left="360"/>
               <w:rPr>
                 <w:rFonts w:ascii="Aptos" w:eastAsia="Times New Roman" w:hAnsi="Aptos"/>
@@ -4071,7 +4011,7 @@
           </w:tcPr>
           <w:p>
             <w:pPr>
-              <w:pStyle w:val="Paragraphedeliste"/>
+              <w:pStyle w:val="ListParagraph"/>
               <w:ind w:left="360"/>
               <w:rPr>
                 <w:rFonts w:ascii="Aptos" w:eastAsia="Times New Roman" w:hAnsi="Aptos"/>
@@ -4104,7 +4044,7 @@
           </w:tcPr>
           <w:p>
             <w:pPr>
-              <w:pStyle w:val="Paragraphedeliste"/>
+              <w:pStyle w:val="ListParagraph"/>
               <w:ind w:left="360"/>
               <w:rPr>
                 <w:rFonts w:ascii="Aptos" w:eastAsia="Times New Roman" w:hAnsi="Aptos"/>
@@ -4128,7 +4068,7 @@
           </w:tcPr>
           <w:p>
             <w:pPr>
-              <w:pStyle w:val="Paragraphedeliste"/>
+              <w:pStyle w:val="ListParagraph"/>
               <w:ind w:left="360"/>
               <w:rPr>
                 <w:rFonts w:ascii="Aptos" w:eastAsia="Times New Roman" w:hAnsi="Aptos"/>
@@ -4152,7 +4092,7 @@
           </w:tcPr>
           <w:p>
             <w:pPr>
-              <w:pStyle w:val="Paragraphedeliste"/>
+              <w:pStyle w:val="ListParagraph"/>
               <w:ind w:left="360"/>
               <w:rPr>
                 <w:rFonts w:ascii="Aptos" w:eastAsia="Times New Roman" w:hAnsi="Aptos"/>
@@ -4185,23 +4125,20 @@
           </w:tcPr>
           <w:p>
             <w:pPr>
-              <w:pStyle w:val="Paragraphedeliste"/>
+              <w:pStyle w:val="ListParagraph"/>
               <w:ind w:left="360"/>
               <w:rPr>
                 <w:rFonts w:ascii="Aptos" w:eastAsia="Times New Roman" w:hAnsi="Aptos"/>
                 <w:lang w:eastAsia="fr-CA"/>
               </w:rPr>
             </w:pPr>
-            <w:proofErr w:type="spellStart"/>
-            <w:r>
-              <w:rPr>
-                <w:rFonts w:ascii="Aptos" w:eastAsia="Times New Roman" w:hAnsi="Aptos"/>
-                <w:lang w:eastAsia="fr-CA"/>
-              </w:rPr>
-              <w:lastRenderedPageBreak/>
+            <w:r>
+              <w:rPr>
+                <w:rFonts w:ascii="Aptos" w:eastAsia="Times New Roman" w:hAnsi="Aptos"/>
+                <w:lang w:eastAsia="fr-CA"/>
+              </w:rPr>
               <w:t>Femin</w:t>
             </w:r>
-            <w:proofErr w:type="spellEnd"/>
           </w:p>
         </w:tc>
         <w:tc>
@@ -4212,7 +4149,7 @@
           </w:tcPr>
           <w:p>
             <w:pPr>
-              <w:pStyle w:val="Paragraphedeliste"/>
+              <w:pStyle w:val="ListParagraph"/>
               <w:ind w:left="360"/>
               <w:rPr>
                 <w:rFonts w:ascii="Aptos" w:eastAsia="Times New Roman" w:hAnsi="Aptos"/>
@@ -4236,7 +4173,7 @@
           </w:tcPr>
           <w:p>
             <w:pPr>
-              <w:pStyle w:val="Paragraphedeliste"/>
+              <w:pStyle w:val="ListParagraph"/>
               <w:ind w:left="360"/>
               <w:rPr>
                 <w:rFonts w:ascii="Aptos" w:eastAsia="Times New Roman" w:hAnsi="Aptos"/>
@@ -4269,7 +4206,7 @@
           </w:tcPr>
           <w:p>
             <w:pPr>
-              <w:pStyle w:val="Paragraphedeliste"/>
+              <w:pStyle w:val="ListParagraph"/>
               <w:ind w:left="360"/>
               <w:rPr>
                 <w:rFonts w:ascii="Aptos" w:eastAsia="Times New Roman" w:hAnsi="Aptos"/>
@@ -4288,7 +4225,7 @@
           </w:tcPr>
           <w:p>
             <w:pPr>
-              <w:pStyle w:val="Paragraphedeliste"/>
+              <w:pStyle w:val="ListParagraph"/>
               <w:ind w:left="360"/>
               <w:rPr>
                 <w:rFonts w:ascii="Aptos" w:eastAsia="Times New Roman" w:hAnsi="Aptos"/>
@@ -4305,7 +4242,7 @@
           </w:tcPr>
           <w:p>
             <w:pPr>
-              <w:pStyle w:val="Paragraphedeliste"/>
+              <w:pStyle w:val="ListParagraph"/>
               <w:ind w:left="360"/>
               <w:rPr>
                 <w:rFonts w:ascii="Aptos" w:eastAsia="Times New Roman" w:hAnsi="Aptos"/>
@@ -4327,7 +4264,7 @@
           </w:tcPr>
           <w:p>
             <w:pPr>
-              <w:pStyle w:val="Paragraphedeliste"/>
+              <w:pStyle w:val="ListParagraph"/>
               <w:ind w:left="360"/>
               <w:rPr>
                 <w:rFonts w:ascii="Aptos" w:eastAsia="Times New Roman" w:hAnsi="Aptos"/>
@@ -4339,17 +4276,8 @@
                 <w:rFonts w:ascii="Aptos" w:eastAsia="Times New Roman" w:hAnsi="Aptos"/>
                 <w:lang w:eastAsia="fr-CA"/>
               </w:rPr>
-              <w:t xml:space="preserve">Fe &gt; </w:t>
-            </w:r>
-            <w:proofErr w:type="spellStart"/>
-            <w:r>
-              <w:rPr>
-                <w:rFonts w:ascii="Aptos" w:eastAsia="Times New Roman" w:hAnsi="Aptos"/>
-                <w:lang w:eastAsia="fr-CA"/>
-              </w:rPr>
-              <w:t>Femin</w:t>
-            </w:r>
-            <w:proofErr w:type="spellEnd"/>
+              <w:t>Fe &gt; Femin</w:t>
+            </w:r>
           </w:p>
         </w:tc>
         <w:tc>
@@ -4360,14 +4288,13 @@
           </w:tcPr>
           <w:p>
             <w:pPr>
-              <w:pStyle w:val="Paragraphedeliste"/>
+              <w:pStyle w:val="ListParagraph"/>
               <w:ind w:left="360"/>
               <w:rPr>
                 <w:rFonts w:ascii="Aptos" w:eastAsia="Times New Roman" w:hAnsi="Aptos"/>
                 <w:lang w:eastAsia="fr-CA"/>
               </w:rPr>
             </w:pPr>
-            <w:proofErr w:type="gramStart"/>
             <w:r>
               <w:rPr>
                 <w:rFonts w:ascii="Aptos" w:eastAsia="Times New Roman" w:hAnsi="Aptos"/>
@@ -4375,7 +4302,6 @@
               </w:rPr>
               <w:t>oui</w:t>
             </w:r>
-            <w:proofErr w:type="gramEnd"/>
           </w:p>
         </w:tc>
         <w:tc>
@@ -4386,7 +4312,7 @@
           </w:tcPr>
           <w:p>
             <w:pPr>
-              <w:pStyle w:val="Paragraphedeliste"/>
+              <w:pStyle w:val="ListParagraph"/>
               <w:ind w:left="360"/>
               <w:rPr>
                 <w:rFonts w:ascii="Aptos" w:eastAsia="Times New Roman" w:hAnsi="Aptos"/>
@@ -4410,7 +4336,7 @@
           </w:tcPr>
           <w:p>
             <w:pPr>
-              <w:pStyle w:val="Paragraphedeliste"/>
+              <w:pStyle w:val="ListParagraph"/>
               <w:ind w:left="360"/>
               <w:rPr>
                 <w:rFonts w:ascii="Aptos" w:eastAsia="Times New Roman" w:hAnsi="Aptos"/>
@@ -4698,23 +4624,7 @@
           <w:rFonts w:ascii="Aptos" w:hAnsi="Aptos"/>
           <w:lang w:eastAsia="fr-CA"/>
         </w:rPr>
-        <w:t xml:space="preserve"> </w:t>
-      </w:r>
-      <w:proofErr w:type="gramStart"/>
-      <w:r>
-        <w:rPr>
-          <w:rFonts w:ascii="Aptos" w:hAnsi="Aptos"/>
-          <w:lang w:eastAsia="fr-CA"/>
-        </w:rPr>
-        <w:t>les</w:t>
-      </w:r>
-      <w:proofErr w:type="gramEnd"/>
-      <w:r>
-        <w:rPr>
-          <w:rFonts w:ascii="Aptos" w:hAnsi="Aptos"/>
-          <w:lang w:eastAsia="fr-CA"/>
-        </w:rPr>
-        <w:t xml:space="preserve"> « parenthèses » indiquent la fonction plancher</w:t>
+        <w:t xml:space="preserve"> les « parenthèses » indiquent la fonction plancher</w:t>
       </w:r>
       <m:oMath>
         <m:r>
@@ -4731,7 +4641,7 @@
     </w:p>
     <w:tbl>
       <w:tblPr>
-        <w:tblStyle w:val="Grilledutableau"/>
+        <w:tblStyle w:val="TableGrid"/>
         <w:tblW w:w="0" w:type="auto"/>
         <w:tblLook w:val="04A0" w:firstRow="1" w:lastRow="0" w:firstColumn="1" w:lastColumn="0" w:noHBand="0" w:noVBand="1"/>
       </w:tblPr>
@@ -4752,7 +4662,7 @@
           </w:tcPr>
           <w:p>
             <w:pPr>
-              <w:pStyle w:val="Paragraphedeliste"/>
+              <w:pStyle w:val="ListParagraph"/>
               <w:ind w:left="360"/>
               <w:rPr>
                 <w:rFonts w:ascii="Aptos" w:eastAsia="Times New Roman" w:hAnsi="Aptos"/>
@@ -4778,7 +4688,7 @@
           </w:tcPr>
           <w:p>
             <w:pPr>
-              <w:pStyle w:val="Paragraphedeliste"/>
+              <w:pStyle w:val="ListParagraph"/>
               <w:ind w:left="360"/>
               <w:rPr>
                 <w:rFonts w:ascii="Aptos" w:eastAsia="Times New Roman" w:hAnsi="Aptos"/>
@@ -4802,7 +4712,7 @@
           </w:tcPr>
           <w:p>
             <w:pPr>
-              <w:pStyle w:val="Paragraphedeliste"/>
+              <w:pStyle w:val="ListParagraph"/>
               <w:ind w:left="360"/>
               <w:rPr>
                 <w:rFonts w:ascii="Aptos" w:eastAsia="Times New Roman" w:hAnsi="Aptos"/>
@@ -4835,7 +4745,7 @@
           </w:tcPr>
           <w:p>
             <w:pPr>
-              <w:pStyle w:val="Paragraphedeliste"/>
+              <w:pStyle w:val="ListParagraph"/>
               <w:ind w:left="360"/>
               <w:rPr>
                 <w:rFonts w:ascii="Aptos" w:eastAsia="Times New Roman" w:hAnsi="Aptos"/>
@@ -4861,7 +4771,7 @@
           </w:tcPr>
           <w:p>
             <w:pPr>
-              <w:pStyle w:val="Paragraphedeliste"/>
+              <w:pStyle w:val="ListParagraph"/>
               <w:ind w:left="360"/>
               <w:rPr>
                 <w:rFonts w:ascii="Aptos" w:eastAsia="Times New Roman" w:hAnsi="Aptos"/>
@@ -4885,7 +4795,7 @@
           </w:tcPr>
           <w:p>
             <w:pPr>
-              <w:pStyle w:val="Paragraphedeliste"/>
+              <w:pStyle w:val="ListParagraph"/>
               <w:ind w:left="360"/>
               <w:rPr>
                 <w:rFonts w:ascii="Aptos" w:eastAsia="Times New Roman" w:hAnsi="Aptos"/>
@@ -4918,7 +4828,7 @@
           </w:tcPr>
           <w:p>
             <w:pPr>
-              <w:pStyle w:val="Paragraphedeliste"/>
+              <w:pStyle w:val="ListParagraph"/>
               <w:ind w:left="360"/>
               <w:rPr>
                 <w:rFonts w:ascii="Aptos" w:eastAsia="Times New Roman" w:hAnsi="Aptos"/>
@@ -4926,7 +4836,6 @@
                 <w:lang w:eastAsia="fr-CA"/>
               </w:rPr>
             </w:pPr>
-            <w:proofErr w:type="spellStart"/>
             <w:r>
               <w:rPr>
                 <w:rFonts w:ascii="Aptos" w:eastAsia="Times New Roman" w:hAnsi="Aptos"/>
@@ -4935,7 +4844,6 @@
               </w:rPr>
               <w:t>RSBdB</w:t>
             </w:r>
-            <w:proofErr w:type="spellEnd"/>
           </w:p>
         </w:tc>
         <w:tc>
@@ -4946,7 +4854,7 @@
           </w:tcPr>
           <w:p>
             <w:pPr>
-              <w:pStyle w:val="Paragraphedeliste"/>
+              <w:pStyle w:val="ListParagraph"/>
               <w:ind w:left="360"/>
               <w:rPr>
                 <w:rFonts w:ascii="Aptos" w:eastAsia="Times New Roman" w:hAnsi="Aptos"/>
@@ -4970,7 +4878,7 @@
           </w:tcPr>
           <w:p>
             <w:pPr>
-              <w:pStyle w:val="Paragraphedeliste"/>
+              <w:pStyle w:val="ListParagraph"/>
               <w:ind w:left="360"/>
               <w:rPr>
                 <w:rFonts w:ascii="Aptos" w:eastAsia="Times New Roman" w:hAnsi="Aptos"/>
@@ -4979,7 +4887,6 @@
                 <w:lang w:eastAsia="fr-CA"/>
               </w:rPr>
             </w:pPr>
-            <w:proofErr w:type="gramStart"/>
             <w:r>
               <w:rPr>
                 <w:rFonts w:ascii="Aptos" w:eastAsia="Times New Roman" w:hAnsi="Aptos"/>
@@ -4989,7 +4896,6 @@
               </w:rPr>
               <w:t>dB</w:t>
             </w:r>
-            <w:proofErr w:type="gramEnd"/>
           </w:p>
         </w:tc>
       </w:tr>
@@ -5005,7 +4911,7 @@
           </w:tcPr>
           <w:p>
             <w:pPr>
-              <w:pStyle w:val="Paragraphedeliste"/>
+              <w:pStyle w:val="ListParagraph"/>
               <w:ind w:left="360"/>
               <w:rPr>
                 <w:rFonts w:ascii="Aptos" w:eastAsia="Times New Roman" w:hAnsi="Aptos"/>
@@ -5023,7 +4929,7 @@
           </w:tcPr>
           <w:p>
             <w:pPr>
-              <w:pStyle w:val="Paragraphedeliste"/>
+              <w:pStyle w:val="ListParagraph"/>
               <w:ind w:left="360"/>
               <w:rPr>
                 <w:rFonts w:ascii="Aptos" w:eastAsia="Times New Roman" w:hAnsi="Aptos"/>
@@ -5040,7 +4946,7 @@
           </w:tcPr>
           <w:p>
             <w:pPr>
-              <w:pStyle w:val="Paragraphedeliste"/>
+              <w:pStyle w:val="ListParagraph"/>
               <w:ind w:left="360"/>
               <w:rPr>
                 <w:rFonts w:ascii="Aptos" w:eastAsia="Times New Roman" w:hAnsi="Aptos"/>
@@ -5063,7 +4969,7 @@
           </w:tcPr>
           <w:p>
             <w:pPr>
-              <w:pStyle w:val="Paragraphedeliste"/>
+              <w:pStyle w:val="ListParagraph"/>
               <w:ind w:left="360"/>
               <w:rPr>
                 <w:rFonts w:ascii="Aptos" w:eastAsia="Times New Roman" w:hAnsi="Aptos"/>
@@ -5090,7 +4996,7 @@
           </w:tcPr>
           <w:p>
             <w:pPr>
-              <w:pStyle w:val="Paragraphedeliste"/>
+              <w:pStyle w:val="ListParagraph"/>
               <w:ind w:left="360"/>
               <w:rPr>
                 <w:rFonts w:ascii="Aptos" w:eastAsia="Times New Roman" w:hAnsi="Aptos"/>
@@ -5115,7 +5021,7 @@
           </w:tcPr>
           <w:p>
             <w:pPr>
-              <w:pStyle w:val="Paragraphedeliste"/>
+              <w:pStyle w:val="ListParagraph"/>
               <w:ind w:left="360"/>
               <w:rPr>
                 <w:rFonts w:ascii="Aptos" w:eastAsia="Times New Roman" w:hAnsi="Aptos"/>
@@ -5124,7 +5030,6 @@
                 <w:lang w:eastAsia="fr-CA"/>
               </w:rPr>
             </w:pPr>
-            <w:proofErr w:type="gramStart"/>
             <w:r>
               <w:rPr>
                 <w:rFonts w:ascii="Aptos" w:eastAsia="Times New Roman" w:hAnsi="Aptos"/>
@@ -5134,14 +5039,13 @@
               </w:rPr>
               <w:t>bits</w:t>
             </w:r>
-            <w:proofErr w:type="gramEnd"/>
           </w:p>
         </w:tc>
       </w:tr>
     </w:tbl>
     <w:p>
       <w:pPr>
-        <w:pStyle w:val="Paragraphedeliste"/>
+        <w:pStyle w:val="ListParagraph"/>
         <w:ind w:left="0"/>
         <w:rPr>
           <w:rFonts w:ascii="Aptos" w:hAnsi="Aptos"/>
@@ -5150,7 +5054,7 @@
     </w:p>
     <w:tbl>
       <w:tblPr>
-        <w:tblStyle w:val="Grilledutableau"/>
+        <w:tblStyle w:val="TableGrid"/>
         <w:tblW w:w="0" w:type="auto"/>
         <w:tblLook w:val="04A0" w:firstRow="1" w:lastRow="0" w:firstColumn="1" w:lastColumn="0" w:noHBand="0" w:noVBand="1"/>
       </w:tblPr>
@@ -5172,7 +5076,7 @@
           </w:tcPr>
           <w:p>
             <w:pPr>
-              <w:pStyle w:val="Paragraphedeliste"/>
+              <w:pStyle w:val="ListParagraph"/>
               <w:ind w:left="360"/>
               <w:rPr>
                 <w:rFonts w:ascii="Aptos" w:eastAsia="Times New Roman" w:hAnsi="Aptos"/>
@@ -5199,7 +5103,7 @@
           </w:tcPr>
           <w:p>
             <w:pPr>
-              <w:pStyle w:val="Paragraphedeliste"/>
+              <w:pStyle w:val="ListParagraph"/>
               <w:ind w:left="360"/>
               <w:rPr>
                 <w:rFonts w:ascii="Aptos" w:eastAsia="Times New Roman" w:hAnsi="Aptos"/>
@@ -5226,7 +5130,7 @@
           </w:tcPr>
           <w:p>
             <w:pPr>
-              <w:pStyle w:val="Paragraphedeliste"/>
+              <w:pStyle w:val="ListParagraph"/>
               <w:ind w:left="360"/>
               <w:rPr>
                 <w:rFonts w:ascii="Aptos" w:eastAsia="Times New Roman" w:hAnsi="Aptos"/>
@@ -5236,7 +5140,6 @@
                 <w:lang w:eastAsia="fr-CA"/>
               </w:rPr>
             </w:pPr>
-            <w:proofErr w:type="gramStart"/>
             <w:r>
               <w:rPr>
                 <w:rFonts w:ascii="Aptos" w:eastAsia="Times New Roman" w:hAnsi="Aptos"/>
@@ -5245,18 +5148,7 @@
                 <w:iCs/>
                 <w:lang w:eastAsia="fr-CA"/>
               </w:rPr>
-              <w:t>b</w:t>
-            </w:r>
-            <w:proofErr w:type="gramEnd"/>
-            <w:r>
-              <w:rPr>
-                <w:rFonts w:ascii="Aptos" w:eastAsia="Times New Roman" w:hAnsi="Aptos"/>
-                <w:b/>
-                <w:i/>
-                <w:iCs/>
-                <w:lang w:eastAsia="fr-CA"/>
-              </w:rPr>
-              <w:t>/s</w:t>
+              <w:t>b/s</w:t>
             </w:r>
           </w:p>
         </w:tc>
@@ -5264,7 +5156,7 @@
     </w:tbl>
     <w:p>
       <w:pPr>
-        <w:pStyle w:val="Paragraphedeliste"/>
+        <w:pStyle w:val="ListParagraph"/>
         <w:ind w:left="0"/>
         <w:rPr>
           <w:rFonts w:ascii="Aptos" w:hAnsi="Aptos"/>
@@ -5273,7 +5165,7 @@
     </w:p>
     <w:p>
       <w:pPr>
-        <w:pStyle w:val="Paragraphedeliste"/>
+        <w:pStyle w:val="ListParagraph"/>
         <w:ind w:left="0"/>
         <w:rPr>
           <w:rFonts w:ascii="Aptos" w:hAnsi="Aptos"/>
@@ -5313,7 +5205,6 @@
               <w:bottom w:val="nil"/>
               <w:right w:val="nil"/>
             </w:tcBorders>
-            <w:shd w:val="clear" w:color="auto" w:fill="auto"/>
             <w:noWrap/>
             <w:vAlign w:val="bottom"/>
             <w:hideMark/>
@@ -5354,7 +5245,6 @@
               <w:bottom w:val="nil"/>
               <w:right w:val="nil"/>
             </w:tcBorders>
-            <w:shd w:val="clear" w:color="auto" w:fill="auto"/>
             <w:noWrap/>
             <w:vAlign w:val="bottom"/>
             <w:hideMark/>
@@ -5392,7 +5282,6 @@
               <w:bottom w:val="nil"/>
               <w:right w:val="nil"/>
             </w:tcBorders>
-            <w:shd w:val="clear" w:color="auto" w:fill="auto"/>
             <w:noWrap/>
             <w:vAlign w:val="bottom"/>
             <w:hideMark/>
@@ -5410,7 +5299,6 @@
                 <w:lang w:eastAsia="fr-CA"/>
               </w:rPr>
             </w:pPr>
-            <w:proofErr w:type="gramStart"/>
             <w:r>
               <w:rPr>
                 <w:rFonts w:ascii="Aptos" w:eastAsia="Times New Roman" w:hAnsi="Aptos" w:cs="Times New Roman"/>
@@ -5423,7 +5311,6 @@
               </w:rPr>
               <w:t>px</w:t>
             </w:r>
-            <w:proofErr w:type="gramEnd"/>
           </w:p>
         </w:tc>
       </w:tr>
@@ -5440,7 +5327,6 @@
               <w:bottom w:val="nil"/>
               <w:right w:val="nil"/>
             </w:tcBorders>
-            <w:shd w:val="clear" w:color="auto" w:fill="auto"/>
             <w:noWrap/>
             <w:vAlign w:val="bottom"/>
             <w:hideMark/>
@@ -5481,7 +5367,6 @@
               <w:bottom w:val="nil"/>
               <w:right w:val="nil"/>
             </w:tcBorders>
-            <w:shd w:val="clear" w:color="auto" w:fill="auto"/>
             <w:noWrap/>
             <w:vAlign w:val="bottom"/>
             <w:hideMark/>
@@ -5519,7 +5404,6 @@
               <w:bottom w:val="nil"/>
               <w:right w:val="nil"/>
             </w:tcBorders>
-            <w:shd w:val="clear" w:color="auto" w:fill="auto"/>
             <w:noWrap/>
             <w:vAlign w:val="bottom"/>
             <w:hideMark/>
@@ -5537,7 +5421,6 @@
                 <w:lang w:eastAsia="fr-CA"/>
               </w:rPr>
             </w:pPr>
-            <w:proofErr w:type="gramStart"/>
             <w:r>
               <w:rPr>
                 <w:rFonts w:ascii="Aptos" w:eastAsia="Times New Roman" w:hAnsi="Aptos" w:cs="Times New Roman"/>
@@ -5548,20 +5431,7 @@
                 <w:szCs w:val="22"/>
                 <w:lang w:eastAsia="fr-CA"/>
               </w:rPr>
-              <w:t>b</w:t>
-            </w:r>
-            <w:proofErr w:type="gramEnd"/>
-            <w:r>
-              <w:rPr>
-                <w:rFonts w:ascii="Aptos" w:eastAsia="Times New Roman" w:hAnsi="Aptos" w:cs="Times New Roman"/>
-                <w:i/>
-                <w:iCs/>
-                <w:color w:val="000000"/>
-                <w:sz w:val="22"/>
-                <w:szCs w:val="22"/>
-                <w:lang w:eastAsia="fr-CA"/>
-              </w:rPr>
-              <w:t>/px</w:t>
+              <w:t>b/px</w:t>
             </w:r>
           </w:p>
         </w:tc>
@@ -5579,7 +5449,6 @@
               <w:bottom w:val="nil"/>
               <w:right w:val="nil"/>
             </w:tcBorders>
-            <w:shd w:val="clear" w:color="auto" w:fill="auto"/>
             <w:noWrap/>
             <w:vAlign w:val="bottom"/>
             <w:hideMark/>
@@ -5620,7 +5489,6 @@
               <w:bottom w:val="nil"/>
               <w:right w:val="nil"/>
             </w:tcBorders>
-            <w:shd w:val="clear" w:color="auto" w:fill="auto"/>
             <w:noWrap/>
             <w:vAlign w:val="bottom"/>
             <w:hideMark/>
@@ -5658,7 +5526,6 @@
               <w:bottom w:val="nil"/>
               <w:right w:val="nil"/>
             </w:tcBorders>
-            <w:shd w:val="clear" w:color="auto" w:fill="auto"/>
             <w:noWrap/>
             <w:vAlign w:val="bottom"/>
             <w:hideMark/>
@@ -5676,7 +5543,6 @@
                 <w:lang w:eastAsia="fr-CA"/>
               </w:rPr>
             </w:pPr>
-            <w:proofErr w:type="gramStart"/>
             <w:r>
               <w:rPr>
                 <w:rFonts w:ascii="Aptos" w:eastAsia="Times New Roman" w:hAnsi="Aptos" w:cs="Times New Roman"/>
@@ -5689,7 +5555,6 @@
               </w:rPr>
               <w:t>b</w:t>
             </w:r>
-            <w:proofErr w:type="gramEnd"/>
           </w:p>
         </w:tc>
       </w:tr>
@@ -5706,7 +5571,6 @@
               <w:bottom w:val="nil"/>
               <w:right w:val="nil"/>
             </w:tcBorders>
-            <w:shd w:val="clear" w:color="auto" w:fill="auto"/>
             <w:noWrap/>
             <w:vAlign w:val="bottom"/>
             <w:hideMark/>
@@ -5747,7 +5611,6 @@
               <w:bottom w:val="nil"/>
               <w:right w:val="nil"/>
             </w:tcBorders>
-            <w:shd w:val="clear" w:color="auto" w:fill="auto"/>
             <w:noWrap/>
             <w:vAlign w:val="bottom"/>
             <w:hideMark/>
@@ -5785,7 +5648,6 @@
               <w:bottom w:val="nil"/>
               <w:right w:val="nil"/>
             </w:tcBorders>
-            <w:shd w:val="clear" w:color="auto" w:fill="auto"/>
             <w:noWrap/>
             <w:vAlign w:val="bottom"/>
             <w:hideMark/>
@@ -5831,7 +5693,6 @@
               <w:bottom w:val="nil"/>
               <w:right w:val="nil"/>
             </w:tcBorders>
-            <w:shd w:val="clear" w:color="auto" w:fill="auto"/>
             <w:noWrap/>
             <w:vAlign w:val="bottom"/>
             <w:hideMark/>
@@ -5860,7 +5721,6 @@
               <w:bottom w:val="nil"/>
               <w:right w:val="nil"/>
             </w:tcBorders>
-            <w:shd w:val="clear" w:color="auto" w:fill="auto"/>
             <w:noWrap/>
             <w:vAlign w:val="bottom"/>
             <w:hideMark/>
@@ -5886,7 +5746,6 @@
               <w:bottom w:val="nil"/>
               <w:right w:val="nil"/>
             </w:tcBorders>
-            <w:shd w:val="clear" w:color="auto" w:fill="auto"/>
             <w:noWrap/>
             <w:vAlign w:val="bottom"/>
             <w:hideMark/>
@@ -5935,7 +5794,6 @@
                 <w:lang w:eastAsia="fr-CA"/>
               </w:rPr>
             </w:pPr>
-            <w:proofErr w:type="spellStart"/>
             <w:r>
               <w:rPr>
                 <w:rFonts w:ascii="Aptos" w:eastAsia="Times New Roman" w:hAnsi="Aptos" w:cs="Times New Roman"/>
@@ -5948,7 +5806,6 @@
               </w:rPr>
               <w:t>Dvideo</w:t>
             </w:r>
-            <w:proofErr w:type="spellEnd"/>
           </w:p>
         </w:tc>
         <w:tc>
@@ -6016,7 +5873,6 @@
                 <w:lang w:eastAsia="fr-CA"/>
               </w:rPr>
             </w:pPr>
-            <w:proofErr w:type="gramStart"/>
             <w:r>
               <w:rPr>
                 <w:rFonts w:ascii="Aptos" w:eastAsia="Times New Roman" w:hAnsi="Aptos" w:cs="Times New Roman"/>
@@ -6027,20 +5883,7 @@
                 <w:szCs w:val="22"/>
                 <w:lang w:eastAsia="fr-CA"/>
               </w:rPr>
-              <w:t>b</w:t>
-            </w:r>
-            <w:proofErr w:type="gramEnd"/>
-            <w:r>
-              <w:rPr>
-                <w:rFonts w:ascii="Aptos" w:eastAsia="Times New Roman" w:hAnsi="Aptos" w:cs="Times New Roman"/>
-                <w:i/>
-                <w:iCs/>
-                <w:color w:val="FFFFFF" w:themeColor="background1"/>
-                <w:sz w:val="22"/>
-                <w:szCs w:val="22"/>
-                <w:lang w:eastAsia="fr-CA"/>
-              </w:rPr>
-              <w:t>/s</w:t>
+              <w:t>b/s</w:t>
             </w:r>
           </w:p>
         </w:tc>
@@ -6143,7 +5986,6 @@
                 <w:lang w:eastAsia="fr-CA"/>
               </w:rPr>
             </w:pPr>
-            <w:proofErr w:type="gramStart"/>
             <w:r>
               <w:rPr>
                 <w:rFonts w:ascii="Aptos" w:eastAsia="Times New Roman" w:hAnsi="Aptos" w:cs="Times New Roman"/>
@@ -6154,20 +5996,7 @@
                 <w:szCs w:val="22"/>
                 <w:lang w:eastAsia="fr-CA"/>
               </w:rPr>
-              <w:t>o</w:t>
-            </w:r>
-            <w:proofErr w:type="gramEnd"/>
-            <w:r>
-              <w:rPr>
-                <w:rFonts w:ascii="Aptos" w:eastAsia="Times New Roman" w:hAnsi="Aptos" w:cs="Times New Roman"/>
-                <w:i/>
-                <w:iCs/>
-                <w:color w:val="FFFFFF" w:themeColor="background1"/>
-                <w:sz w:val="22"/>
-                <w:szCs w:val="22"/>
-                <w:lang w:eastAsia="fr-CA"/>
-              </w:rPr>
-              <w:t>/s</w:t>
+              <w:t>o/s</w:t>
             </w:r>
           </w:p>
         </w:tc>
@@ -6270,7 +6099,6 @@
                 <w:lang w:eastAsia="fr-CA"/>
               </w:rPr>
             </w:pPr>
-            <w:proofErr w:type="spellStart"/>
             <w:r>
               <w:rPr>
                 <w:rFonts w:ascii="Aptos" w:eastAsia="Times New Roman" w:hAnsi="Aptos" w:cs="Times New Roman"/>
@@ -6281,20 +6109,7 @@
                 <w:szCs w:val="22"/>
                 <w:lang w:eastAsia="fr-CA"/>
               </w:rPr>
-              <w:t>Mio</w:t>
-            </w:r>
-            <w:proofErr w:type="spellEnd"/>
-            <w:r>
-              <w:rPr>
-                <w:rFonts w:ascii="Aptos" w:eastAsia="Times New Roman" w:hAnsi="Aptos" w:cs="Times New Roman"/>
-                <w:i/>
-                <w:iCs/>
-                <w:color w:val="FFFFFF" w:themeColor="background1"/>
-                <w:sz w:val="22"/>
-                <w:szCs w:val="22"/>
-                <w:lang w:eastAsia="fr-CA"/>
-              </w:rPr>
-              <w:t>/s</w:t>
+              <w:t>Mio/s</w:t>
             </w:r>
           </w:p>
         </w:tc>
@@ -6302,7 +6117,7 @@
     </w:tbl>
     <w:p>
       <w:pPr>
-        <w:pStyle w:val="Paragraphedeliste"/>
+        <w:pStyle w:val="ListParagraph"/>
         <w:ind w:left="0"/>
         <w:rPr>
           <w:rFonts w:ascii="Aptos" w:hAnsi="Aptos"/>
@@ -6336,7 +6151,6 @@
               <w:bottom w:val="nil"/>
               <w:right w:val="nil"/>
             </w:tcBorders>
-            <w:shd w:val="clear" w:color="auto" w:fill="auto"/>
             <w:noWrap/>
             <w:vAlign w:val="bottom"/>
             <w:hideMark/>
@@ -6377,7 +6191,6 @@
               <w:bottom w:val="nil"/>
               <w:right w:val="nil"/>
             </w:tcBorders>
-            <w:shd w:val="clear" w:color="auto" w:fill="auto"/>
             <w:noWrap/>
             <w:vAlign w:val="bottom"/>
             <w:hideMark/>
@@ -6415,7 +6228,6 @@
               <w:bottom w:val="nil"/>
               <w:right w:val="nil"/>
             </w:tcBorders>
-            <w:shd w:val="clear" w:color="auto" w:fill="auto"/>
             <w:noWrap/>
             <w:vAlign w:val="bottom"/>
             <w:hideMark/>
@@ -6461,7 +6273,6 @@
               <w:bottom w:val="nil"/>
               <w:right w:val="nil"/>
             </w:tcBorders>
-            <w:shd w:val="clear" w:color="auto" w:fill="auto"/>
             <w:noWrap/>
             <w:vAlign w:val="bottom"/>
             <w:hideMark/>
@@ -6479,7 +6290,6 @@
                 <w:lang w:eastAsia="fr-CA"/>
               </w:rPr>
             </w:pPr>
-            <w:proofErr w:type="spellStart"/>
             <w:r>
               <w:rPr>
                 <w:rFonts w:ascii="Aptos" w:eastAsia="Times New Roman" w:hAnsi="Aptos" w:cs="Times New Roman"/>
@@ -6492,7 +6302,6 @@
               </w:rPr>
               <w:t>RSBdB</w:t>
             </w:r>
-            <w:proofErr w:type="spellEnd"/>
           </w:p>
         </w:tc>
         <w:tc>
@@ -6504,7 +6313,6 @@
               <w:bottom w:val="nil"/>
               <w:right w:val="nil"/>
             </w:tcBorders>
-            <w:shd w:val="clear" w:color="auto" w:fill="auto"/>
             <w:noWrap/>
             <w:vAlign w:val="bottom"/>
             <w:hideMark/>
@@ -6542,7 +6350,6 @@
               <w:bottom w:val="nil"/>
               <w:right w:val="nil"/>
             </w:tcBorders>
-            <w:shd w:val="clear" w:color="auto" w:fill="auto"/>
             <w:noWrap/>
             <w:vAlign w:val="bottom"/>
             <w:hideMark/>
@@ -6560,7 +6367,6 @@
                 <w:lang w:eastAsia="fr-CA"/>
               </w:rPr>
             </w:pPr>
-            <w:proofErr w:type="gramStart"/>
             <w:r>
               <w:rPr>
                 <w:rFonts w:ascii="Aptos" w:eastAsia="Times New Roman" w:hAnsi="Aptos" w:cs="Times New Roman"/>
@@ -6573,7 +6379,6 @@
               </w:rPr>
               <w:t>dB</w:t>
             </w:r>
-            <w:proofErr w:type="gramEnd"/>
           </w:p>
         </w:tc>
       </w:tr>
@@ -6590,7 +6395,6 @@
               <w:bottom w:val="nil"/>
               <w:right w:val="nil"/>
             </w:tcBorders>
-            <w:shd w:val="clear" w:color="auto" w:fill="auto"/>
             <w:noWrap/>
             <w:vAlign w:val="bottom"/>
             <w:hideMark/>
@@ -6631,7 +6435,6 @@
               <w:bottom w:val="nil"/>
               <w:right w:val="nil"/>
             </w:tcBorders>
-            <w:shd w:val="clear" w:color="auto" w:fill="auto"/>
             <w:noWrap/>
             <w:vAlign w:val="bottom"/>
             <w:hideMark/>
@@ -6669,7 +6472,6 @@
               <w:bottom w:val="nil"/>
               <w:right w:val="nil"/>
             </w:tcBorders>
-            <w:shd w:val="clear" w:color="auto" w:fill="auto"/>
             <w:noWrap/>
             <w:vAlign w:val="bottom"/>
             <w:hideMark/>
@@ -6702,7 +6504,6 @@
               <w:bottom w:val="nil"/>
               <w:right w:val="nil"/>
             </w:tcBorders>
-            <w:shd w:val="clear" w:color="auto" w:fill="auto"/>
             <w:noWrap/>
             <w:vAlign w:val="bottom"/>
             <w:hideMark/>
@@ -6728,7 +6529,6 @@
               <w:bottom w:val="nil"/>
               <w:right w:val="nil"/>
             </w:tcBorders>
-            <w:shd w:val="clear" w:color="auto" w:fill="auto"/>
             <w:noWrap/>
             <w:vAlign w:val="bottom"/>
             <w:hideMark/>
@@ -6754,7 +6554,6 @@
               <w:bottom w:val="nil"/>
               <w:right w:val="nil"/>
             </w:tcBorders>
-            <w:shd w:val="clear" w:color="auto" w:fill="auto"/>
             <w:noWrap/>
             <w:vAlign w:val="bottom"/>
             <w:hideMark/>
@@ -6803,7 +6602,6 @@
                 <w:lang w:eastAsia="fr-CA"/>
               </w:rPr>
             </w:pPr>
-            <w:proofErr w:type="spellStart"/>
             <w:r>
               <w:rPr>
                 <w:rFonts w:ascii="Aptos" w:eastAsia="Times New Roman" w:hAnsi="Aptos" w:cs="Times New Roman"/>
@@ -6816,7 +6614,6 @@
               </w:rPr>
               <w:t>Dcanal</w:t>
             </w:r>
-            <w:proofErr w:type="spellEnd"/>
           </w:p>
         </w:tc>
         <w:tc>
@@ -6884,7 +6681,6 @@
                 <w:lang w:eastAsia="fr-CA"/>
               </w:rPr>
             </w:pPr>
-            <w:proofErr w:type="gramStart"/>
             <w:r>
               <w:rPr>
                 <w:rFonts w:ascii="Aptos" w:eastAsia="Times New Roman" w:hAnsi="Aptos" w:cs="Times New Roman"/>
@@ -6895,20 +6691,7 @@
                 <w:szCs w:val="22"/>
                 <w:lang w:eastAsia="fr-CA"/>
               </w:rPr>
-              <w:t>b</w:t>
-            </w:r>
-            <w:proofErr w:type="gramEnd"/>
-            <w:r>
-              <w:rPr>
-                <w:rFonts w:ascii="Aptos" w:eastAsia="Times New Roman" w:hAnsi="Aptos" w:cs="Times New Roman"/>
-                <w:i/>
-                <w:iCs/>
-                <w:color w:val="FFFFFF" w:themeColor="background1"/>
-                <w:sz w:val="22"/>
-                <w:szCs w:val="22"/>
-                <w:lang w:eastAsia="fr-CA"/>
-              </w:rPr>
-              <w:t>/s</w:t>
+              <w:t>b/s</w:t>
             </w:r>
           </w:p>
         </w:tc>
@@ -7011,7 +6794,6 @@
                 <w:lang w:eastAsia="fr-CA"/>
               </w:rPr>
             </w:pPr>
-            <w:proofErr w:type="gramStart"/>
             <w:r>
               <w:rPr>
                 <w:rFonts w:ascii="Aptos" w:eastAsia="Times New Roman" w:hAnsi="Aptos" w:cs="Times New Roman"/>
@@ -7022,20 +6804,7 @@
                 <w:szCs w:val="22"/>
                 <w:lang w:eastAsia="fr-CA"/>
               </w:rPr>
-              <w:t>o</w:t>
-            </w:r>
-            <w:proofErr w:type="gramEnd"/>
-            <w:r>
-              <w:rPr>
-                <w:rFonts w:ascii="Aptos" w:eastAsia="Times New Roman" w:hAnsi="Aptos" w:cs="Times New Roman"/>
-                <w:i/>
-                <w:iCs/>
-                <w:color w:val="FFFFFF" w:themeColor="background1"/>
-                <w:sz w:val="22"/>
-                <w:szCs w:val="22"/>
-                <w:lang w:eastAsia="fr-CA"/>
-              </w:rPr>
-              <w:t>/s</w:t>
+              <w:t>o/s</w:t>
             </w:r>
           </w:p>
         </w:tc>
@@ -7138,7 +6907,6 @@
                 <w:lang w:eastAsia="fr-CA"/>
               </w:rPr>
             </w:pPr>
-            <w:proofErr w:type="spellStart"/>
             <w:r>
               <w:rPr>
                 <w:rFonts w:ascii="Aptos" w:eastAsia="Times New Roman" w:hAnsi="Aptos" w:cs="Times New Roman"/>
@@ -7149,20 +6917,7 @@
                 <w:szCs w:val="22"/>
                 <w:lang w:eastAsia="fr-CA"/>
               </w:rPr>
-              <w:t>Mio</w:t>
-            </w:r>
-            <w:proofErr w:type="spellEnd"/>
-            <w:r>
-              <w:rPr>
-                <w:rFonts w:ascii="Aptos" w:eastAsia="Times New Roman" w:hAnsi="Aptos" w:cs="Times New Roman"/>
-                <w:i/>
-                <w:iCs/>
-                <w:color w:val="FFFFFF" w:themeColor="background1"/>
-                <w:sz w:val="22"/>
-                <w:szCs w:val="22"/>
-                <w:lang w:eastAsia="fr-CA"/>
-              </w:rPr>
-              <w:t>/s</w:t>
+              <w:t>Mio/s</w:t>
             </w:r>
           </w:p>
           <w:p>
@@ -7210,7 +6965,6 @@
                 <w:lang w:eastAsia="fr-CA"/>
               </w:rPr>
             </w:pPr>
-            <w:proofErr w:type="spellStart"/>
             <w:r>
               <w:rPr>
                 <w:rFonts w:ascii="Aptos" w:eastAsia="Times New Roman" w:hAnsi="Aptos" w:cs="Times New Roman"/>
@@ -7219,31 +6973,8 @@
                 <w:szCs w:val="22"/>
                 <w:lang w:eastAsia="fr-CA"/>
               </w:rPr>
-              <w:t>Dcanal</w:t>
-            </w:r>
-            <w:proofErr w:type="spellEnd"/>
-            <w:r>
-              <w:rPr>
-                <w:rFonts w:ascii="Aptos" w:eastAsia="Times New Roman" w:hAnsi="Aptos" w:cs="Times New Roman"/>
-                <w:color w:val="FFFFFF" w:themeColor="background1"/>
-                <w:sz w:val="22"/>
-                <w:szCs w:val="22"/>
-                <w:lang w:eastAsia="fr-CA"/>
-              </w:rPr>
-              <w:t xml:space="preserve"> &lt; </w:t>
-            </w:r>
-            <w:proofErr w:type="spellStart"/>
-            <w:r>
-              <w:rPr>
-                <w:rFonts w:ascii="Aptos" w:eastAsia="Times New Roman" w:hAnsi="Aptos" w:cs="Times New Roman"/>
-                <w:color w:val="FFFFFF" w:themeColor="background1"/>
-                <w:sz w:val="22"/>
-                <w:szCs w:val="22"/>
-                <w:lang w:eastAsia="fr-CA"/>
-              </w:rPr>
-              <w:t>Dvideo</w:t>
-            </w:r>
-            <w:proofErr w:type="spellEnd"/>
+              <w:t>Dcanal &lt; Dvideo</w:t>
+            </w:r>
           </w:p>
         </w:tc>
         <w:tc>
@@ -7339,6 +7070,7 @@
                 <w:szCs w:val="22"/>
                 <w:lang w:eastAsia="fr-CA"/>
               </w:rPr>
+              <w:lastRenderedPageBreak/>
               <w:t>La bande passante disponible sur le canal n'est pas suffisante pour transmettre le signal vidéo</w:t>
             </w:r>
           </w:p>
@@ -7347,7 +7079,7 @@
     </w:tbl>
     <w:p>
       <w:pPr>
-        <w:pStyle w:val="Paragraphedeliste"/>
+        <w:pStyle w:val="ListParagraph"/>
         <w:ind w:left="0"/>
         <w:rPr>
           <w:rFonts w:ascii="Aptos" w:hAnsi="Aptos"/>
@@ -7609,7 +7341,7 @@
     </w:tbl>
     <w:p>
       <w:pPr>
-        <w:pStyle w:val="Paragraphedeliste"/>
+        <w:pStyle w:val="ListParagraph"/>
         <w:ind w:left="0"/>
         <w:rPr>
           <w:rFonts w:ascii="Aptos" w:hAnsi="Aptos"/>
@@ -7618,7 +7350,7 @@
     </w:p>
     <w:p>
       <w:pPr>
-        <w:pStyle w:val="Paragraphedeliste"/>
+        <w:pStyle w:val="ListParagraph"/>
         <w:ind w:left="0"/>
         <w:rPr>
           <w:rFonts w:ascii="Aptos" w:hAnsi="Aptos"/>
@@ -7693,7 +7425,6 @@
                 <w:lang w:eastAsia="fr-CA"/>
               </w:rPr>
             </w:pPr>
-            <w:proofErr w:type="gramStart"/>
             <w:r>
               <w:rPr>
                 <w:rFonts w:ascii="Aptos" w:eastAsia="Times New Roman" w:hAnsi="Aptos" w:cs="Times New Roman"/>
@@ -7704,20 +7435,7 @@
                 <w:szCs w:val="22"/>
                 <w:lang w:eastAsia="fr-CA"/>
               </w:rPr>
-              <w:t>b</w:t>
-            </w:r>
-            <w:proofErr w:type="gramEnd"/>
-            <w:r>
-              <w:rPr>
-                <w:rFonts w:ascii="Aptos" w:eastAsia="Times New Roman" w:hAnsi="Aptos" w:cs="Times New Roman"/>
-                <w:b/>
-                <w:bCs/>
-                <w:color w:val="FFFFFF"/>
-                <w:sz w:val="22"/>
-                <w:szCs w:val="22"/>
-                <w:lang w:eastAsia="fr-CA"/>
-              </w:rPr>
-              <w:t xml:space="preserve"> par couleur</w:t>
+              <w:t>b par couleur</w:t>
             </w:r>
           </w:p>
         </w:tc>
@@ -7748,7 +7466,6 @@
                 <w:lang w:eastAsia="fr-CA"/>
               </w:rPr>
             </w:pPr>
-            <w:proofErr w:type="gramStart"/>
             <w:r>
               <w:rPr>
                 <w:rFonts w:ascii="Aptos" w:eastAsia="Times New Roman" w:hAnsi="Aptos" w:cs="Times New Roman"/>
@@ -7759,20 +7476,7 @@
                 <w:szCs w:val="22"/>
                 <w:lang w:eastAsia="fr-CA"/>
               </w:rPr>
-              <w:t>b</w:t>
-            </w:r>
-            <w:proofErr w:type="gramEnd"/>
-            <w:r>
-              <w:rPr>
-                <w:rFonts w:ascii="Aptos" w:eastAsia="Times New Roman" w:hAnsi="Aptos" w:cs="Times New Roman"/>
-                <w:b/>
-                <w:bCs/>
-                <w:color w:val="FFFFFF"/>
-                <w:sz w:val="22"/>
-                <w:szCs w:val="22"/>
-                <w:lang w:eastAsia="fr-CA"/>
-              </w:rPr>
-              <w:t>/px</w:t>
+              <w:t>b/px</w:t>
             </w:r>
           </w:p>
         </w:tc>
@@ -7885,7 +7589,6 @@
                 <w:lang w:eastAsia="fr-CA"/>
               </w:rPr>
             </w:pPr>
-            <w:proofErr w:type="gramStart"/>
             <w:r>
               <w:rPr>
                 <w:rFonts w:ascii="Aptos" w:eastAsia="Times New Roman" w:hAnsi="Aptos" w:cs="Times New Roman"/>
@@ -7896,20 +7599,7 @@
                 <w:szCs w:val="22"/>
                 <w:lang w:eastAsia="fr-CA"/>
               </w:rPr>
-              <w:t>l</w:t>
-            </w:r>
-            <w:proofErr w:type="gramEnd"/>
-            <w:r>
-              <w:rPr>
-                <w:rFonts w:ascii="Aptos" w:eastAsia="Times New Roman" w:hAnsi="Aptos" w:cs="Times New Roman"/>
-                <w:b/>
-                <w:bCs/>
-                <w:color w:val="FFFFFF"/>
-                <w:sz w:val="22"/>
-                <w:szCs w:val="22"/>
-                <w:lang w:eastAsia="fr-CA"/>
-              </w:rPr>
-              <w:t xml:space="preserve"> (px)</w:t>
+              <w:t>l (px)</w:t>
             </w:r>
           </w:p>
         </w:tc>
@@ -7940,7 +7630,6 @@
                 <w:lang w:eastAsia="fr-CA"/>
               </w:rPr>
             </w:pPr>
-            <w:proofErr w:type="gramStart"/>
             <w:r>
               <w:rPr>
                 <w:rFonts w:ascii="Aptos" w:eastAsia="Times New Roman" w:hAnsi="Aptos" w:cs="Times New Roman"/>
@@ -7951,20 +7640,7 @@
                 <w:szCs w:val="22"/>
                 <w:lang w:eastAsia="fr-CA"/>
               </w:rPr>
-              <w:t>h</w:t>
-            </w:r>
-            <w:proofErr w:type="gramEnd"/>
-            <w:r>
-              <w:rPr>
-                <w:rFonts w:ascii="Aptos" w:eastAsia="Times New Roman" w:hAnsi="Aptos" w:cs="Times New Roman"/>
-                <w:b/>
-                <w:bCs/>
-                <w:color w:val="FFFFFF"/>
-                <w:sz w:val="22"/>
-                <w:szCs w:val="22"/>
-                <w:lang w:eastAsia="fr-CA"/>
-              </w:rPr>
-              <w:t xml:space="preserve"> (px)</w:t>
+              <w:t>h (px)</w:t>
             </w:r>
           </w:p>
         </w:tc>
@@ -10702,7 +10378,7 @@
     </w:tbl>
     <w:p>
       <w:pPr>
-        <w:pStyle w:val="Paragraphedeliste"/>
+        <w:pStyle w:val="ListParagraph"/>
         <w:ind w:left="0"/>
         <w:rPr>
           <w:rFonts w:ascii="Aptos" w:hAnsi="Aptos"/>
@@ -10754,7 +10430,7 @@
 <w:ftr xmlns:wpc="http://schemas.microsoft.com/office/word/2010/wordprocessingCanvas" xmlns:cx="http://schemas.microsoft.com/office/drawing/2014/chartex" xmlns:cx1="http://schemas.microsoft.com/office/drawing/2015/9/8/chartex" xmlns:cx2="http://schemas.microsoft.com/office/drawing/2015/10/21/chartex" xmlns:cx3="http://schemas.microsoft.com/office/drawing/2016/5/9/chartex" xmlns:cx4="http://schemas.microsoft.com/office/drawing/2016/5/10/chartex" xmlns:cx5="http://schemas.microsoft.com/office/drawing/2016/5/11/chartex" xmlns:cx6="http://schemas.microsoft.com/office/drawing/2016/5/12/chartex" xmlns:cx7="http://schemas.microsoft.com/office/drawing/2016/5/13/chartex" xmlns:cx8="http://schemas.microsoft.com/office/drawing/2016/5/14/chartex" xmlns:mc="http://schemas.openxmlformats.org/markup-compatibility/2006" xmlns:aink="http://schemas.microsoft.com/office/drawing/2016/ink" xmlns:am3d="http://schemas.microsoft.com/office/drawing/2017/model3d" xmlns:o="urn:schemas-microsoft-com:office:office" xmlns:oel="http://schemas.microsoft.com/office/2019/extlst" xmlns:r="http://schemas.openxmlformats.org/officeDocument/2006/relationships" xmlns:m="http://schemas.openxmlformats.org/officeDocument/2006/math" xmlns:v="urn:schemas-microsoft-com:vml" xmlns:wp14="http://schemas.microsoft.com/office/word/2010/wordprocessingDrawing" xmlns:wp="http://schemas.openxmlformats.org/drawingml/2006/wordprocessingDrawing" xmlns:w10="urn:schemas-microsoft-com:office:word" xmlns:w="http://schemas.openxmlformats.org/wordprocessingml/2006/main" xmlns:w14="http://schemas.microsoft.com/office/word/2010/wordml" xmlns:w15="http://schemas.microsoft.com/office/word/2012/wordml" xmlns:w16cex="http://schemas.microsoft.com/office/word/2018/wordml/cex" xmlns:w16cid="http://schemas.microsoft.com/office/word/2016/wordml/cid" xmlns:w16="http://schemas.microsoft.com/office/word/2018/wordml" xmlns:w16du="http://schemas.microsoft.com/office/word/2023/wordml/word16du" xmlns:w16sdtdh="http://schemas.microsoft.com/office/word/2020/wordml/sdtdatahash" xmlns:w16sdtfl="http://schemas.microsoft.com/office/word/2024/wordml/sdtformatlock" xmlns:w16se="http://schemas.microsoft.com/office/word/2015/wordml/symex" xmlns:wpg="http://schemas.microsoft.com/office/word/2010/wordprocessingGroup" xmlns:wpi="http://schemas.microsoft.com/office/word/2010/wordprocessingInk" xmlns:wne="http://schemas.microsoft.com/office/word/2006/wordml" xmlns:wps="http://schemas.microsoft.com/office/word/2010/wordprocessingShape" mc:Ignorable="w14 w15 w16se w16cid w16 w16cex w16sdtdh w16sdtfl w16du wp14">
   <w:p>
     <w:pPr>
-      <w:pStyle w:val="Pieddepage"/>
+      <w:pStyle w:val="Footer"/>
     </w:pPr>
   </w:p>
 </w:ftr>
@@ -10764,7 +10440,7 @@
 <w:ftr xmlns:wpc="http://schemas.microsoft.com/office/word/2010/wordprocessingCanvas" xmlns:cx="http://schemas.microsoft.com/office/drawing/2014/chartex" xmlns:cx1="http://schemas.microsoft.com/office/drawing/2015/9/8/chartex" xmlns:cx2="http://schemas.microsoft.com/office/drawing/2015/10/21/chartex" xmlns:cx3="http://schemas.microsoft.com/office/drawing/2016/5/9/chartex" xmlns:cx4="http://schemas.microsoft.com/office/drawing/2016/5/10/chartex" xmlns:cx5="http://schemas.microsoft.com/office/drawing/2016/5/11/chartex" xmlns:cx6="http://schemas.microsoft.com/office/drawing/2016/5/12/chartex" xmlns:cx7="http://schemas.microsoft.com/office/drawing/2016/5/13/chartex" xmlns:cx8="http://schemas.microsoft.com/office/drawing/2016/5/14/chartex" xmlns:mc="http://schemas.openxmlformats.org/markup-compatibility/2006" xmlns:aink="http://schemas.microsoft.com/office/drawing/2016/ink" xmlns:am3d="http://schemas.microsoft.com/office/drawing/2017/model3d" xmlns:o="urn:schemas-microsoft-com:office:office" xmlns:oel="http://schemas.microsoft.com/office/2019/extlst" xmlns:r="http://schemas.openxmlformats.org/officeDocument/2006/relationships" xmlns:m="http://schemas.openxmlformats.org/officeDocument/2006/math" xmlns:v="urn:schemas-microsoft-com:vml" xmlns:wp14="http://schemas.microsoft.com/office/word/2010/wordprocessingDrawing" xmlns:wp="http://schemas.openxmlformats.org/drawingml/2006/wordprocessingDrawing" xmlns:w10="urn:schemas-microsoft-com:office:word" xmlns:w="http://schemas.openxmlformats.org/wordprocessingml/2006/main" xmlns:w14="http://schemas.microsoft.com/office/word/2010/wordml" xmlns:w15="http://schemas.microsoft.com/office/word/2012/wordml" xmlns:w16cex="http://schemas.microsoft.com/office/word/2018/wordml/cex" xmlns:w16cid="http://schemas.microsoft.com/office/word/2016/wordml/cid" xmlns:w16="http://schemas.microsoft.com/office/word/2018/wordml" xmlns:w16du="http://schemas.microsoft.com/office/word/2023/wordml/word16du" xmlns:w16sdtdh="http://schemas.microsoft.com/office/word/2020/wordml/sdtdatahash" xmlns:w16sdtfl="http://schemas.microsoft.com/office/word/2024/wordml/sdtformatlock" xmlns:w16se="http://schemas.microsoft.com/office/word/2015/wordml/symex" xmlns:wpg="http://schemas.microsoft.com/office/word/2010/wordprocessingGroup" xmlns:wpi="http://schemas.microsoft.com/office/word/2010/wordprocessingInk" xmlns:wne="http://schemas.microsoft.com/office/word/2006/wordml" xmlns:wps="http://schemas.microsoft.com/office/word/2010/wordprocessingShape" mc:Ignorable="w14 w15 w16se w16cid w16 w16cex w16sdtdh w16sdtfl w16du wp14">
   <w:p>
     <w:pPr>
-      <w:pStyle w:val="Pieddepage"/>
+      <w:pStyle w:val="Footer"/>
     </w:pPr>
   </w:p>
 </w:ftr>
@@ -10774,7 +10450,7 @@
 <w:ftr xmlns:wpc="http://schemas.microsoft.com/office/word/2010/wordprocessingCanvas" xmlns:cx="http://schemas.microsoft.com/office/drawing/2014/chartex" xmlns:cx1="http://schemas.microsoft.com/office/drawing/2015/9/8/chartex" xmlns:cx2="http://schemas.microsoft.com/office/drawing/2015/10/21/chartex" xmlns:cx3="http://schemas.microsoft.com/office/drawing/2016/5/9/chartex" xmlns:cx4="http://schemas.microsoft.com/office/drawing/2016/5/10/chartex" xmlns:cx5="http://schemas.microsoft.com/office/drawing/2016/5/11/chartex" xmlns:cx6="http://schemas.microsoft.com/office/drawing/2016/5/12/chartex" xmlns:cx7="http://schemas.microsoft.com/office/drawing/2016/5/13/chartex" xmlns:cx8="http://schemas.microsoft.com/office/drawing/2016/5/14/chartex" xmlns:mc="http://schemas.openxmlformats.org/markup-compatibility/2006" xmlns:aink="http://schemas.microsoft.com/office/drawing/2016/ink" xmlns:am3d="http://schemas.microsoft.com/office/drawing/2017/model3d" xmlns:o="urn:schemas-microsoft-com:office:office" xmlns:oel="http://schemas.microsoft.com/office/2019/extlst" xmlns:r="http://schemas.openxmlformats.org/officeDocument/2006/relationships" xmlns:m="http://schemas.openxmlformats.org/officeDocument/2006/math" xmlns:v="urn:schemas-microsoft-com:vml" xmlns:wp14="http://schemas.microsoft.com/office/word/2010/wordprocessingDrawing" xmlns:wp="http://schemas.openxmlformats.org/drawingml/2006/wordprocessingDrawing" xmlns:w10="urn:schemas-microsoft-com:office:word" xmlns:w="http://schemas.openxmlformats.org/wordprocessingml/2006/main" xmlns:w14="http://schemas.microsoft.com/office/word/2010/wordml" xmlns:w15="http://schemas.microsoft.com/office/word/2012/wordml" xmlns:w16cex="http://schemas.microsoft.com/office/word/2018/wordml/cex" xmlns:w16cid="http://schemas.microsoft.com/office/word/2016/wordml/cid" xmlns:w16="http://schemas.microsoft.com/office/word/2018/wordml" xmlns:w16du="http://schemas.microsoft.com/office/word/2023/wordml/word16du" xmlns:w16sdtdh="http://schemas.microsoft.com/office/word/2020/wordml/sdtdatahash" xmlns:w16sdtfl="http://schemas.microsoft.com/office/word/2024/wordml/sdtformatlock" xmlns:w16se="http://schemas.microsoft.com/office/word/2015/wordml/symex" xmlns:wpg="http://schemas.microsoft.com/office/word/2010/wordprocessingGroup" xmlns:wpi="http://schemas.microsoft.com/office/word/2010/wordprocessingInk" xmlns:wne="http://schemas.microsoft.com/office/word/2006/wordml" xmlns:wps="http://schemas.microsoft.com/office/word/2010/wordprocessingShape" mc:Ignorable="w14 w15 w16se w16cid w16 w16cex w16sdtdh w16sdtfl w16du wp14">
   <w:p>
     <w:pPr>
-      <w:pStyle w:val="Pieddepage"/>
+      <w:pStyle w:val="Footer"/>
     </w:pPr>
   </w:p>
 </w:ftr>
@@ -10809,7 +10485,7 @@
 <w:hdr xmlns:wpc="http://schemas.microsoft.com/office/word/2010/wordprocessingCanvas" xmlns:cx="http://schemas.microsoft.com/office/drawing/2014/chartex" xmlns:cx1="http://schemas.microsoft.com/office/drawing/2015/9/8/chartex" xmlns:cx2="http://schemas.microsoft.com/office/drawing/2015/10/21/chartex" xmlns:cx3="http://schemas.microsoft.com/office/drawing/2016/5/9/chartex" xmlns:cx4="http://schemas.microsoft.com/office/drawing/2016/5/10/chartex" xmlns:cx5="http://schemas.microsoft.com/office/drawing/2016/5/11/chartex" xmlns:cx6="http://schemas.microsoft.com/office/drawing/2016/5/12/chartex" xmlns:cx7="http://schemas.microsoft.com/office/drawing/2016/5/13/chartex" xmlns:cx8="http://schemas.microsoft.com/office/drawing/2016/5/14/chartex" xmlns:mc="http://schemas.openxmlformats.org/markup-compatibility/2006" xmlns:aink="http://schemas.microsoft.com/office/drawing/2016/ink" xmlns:am3d="http://schemas.microsoft.com/office/drawing/2017/model3d" xmlns:o="urn:schemas-microsoft-com:office:office" xmlns:oel="http://schemas.microsoft.com/office/2019/extlst" xmlns:r="http://schemas.openxmlformats.org/officeDocument/2006/relationships" xmlns:m="http://schemas.openxmlformats.org/officeDocument/2006/math" xmlns:v="urn:schemas-microsoft-com:vml" xmlns:wp14="http://schemas.microsoft.com/office/word/2010/wordprocessingDrawing" xmlns:wp="http://schemas.openxmlformats.org/drawingml/2006/wordprocessingDrawing" xmlns:w10="urn:schemas-microsoft-com:office:word" xmlns:w="http://schemas.openxmlformats.org/wordprocessingml/2006/main" xmlns:w14="http://schemas.microsoft.com/office/word/2010/wordml" xmlns:w15="http://schemas.microsoft.com/office/word/2012/wordml" xmlns:w16cex="http://schemas.microsoft.com/office/word/2018/wordml/cex" xmlns:w16cid="http://schemas.microsoft.com/office/word/2016/wordml/cid" xmlns:w16="http://schemas.microsoft.com/office/word/2018/wordml" xmlns:w16du="http://schemas.microsoft.com/office/word/2023/wordml/word16du" xmlns:w16sdtdh="http://schemas.microsoft.com/office/word/2020/wordml/sdtdatahash" xmlns:w16sdtfl="http://schemas.microsoft.com/office/word/2024/wordml/sdtformatlock" xmlns:w16se="http://schemas.microsoft.com/office/word/2015/wordml/symex" xmlns:wpg="http://schemas.microsoft.com/office/word/2010/wordprocessingGroup" xmlns:wpi="http://schemas.microsoft.com/office/word/2010/wordprocessingInk" xmlns:wne="http://schemas.microsoft.com/office/word/2006/wordml" xmlns:wps="http://schemas.microsoft.com/office/word/2010/wordprocessingShape" mc:Ignorable="w14 w15 w16se w16cid w16 w16cex w16sdtdh w16sdtfl w16du wp14">
   <w:p>
     <w:pPr>
-      <w:pStyle w:val="En-tte"/>
+      <w:pStyle w:val="Header"/>
     </w:pPr>
   </w:p>
 </w:hdr>
@@ -10819,7 +10495,7 @@
 <w:hdr xmlns:wpc="http://schemas.microsoft.com/office/word/2010/wordprocessingCanvas" xmlns:cx="http://schemas.microsoft.com/office/drawing/2014/chartex" xmlns:cx1="http://schemas.microsoft.com/office/drawing/2015/9/8/chartex" xmlns:cx2="http://schemas.microsoft.com/office/drawing/2015/10/21/chartex" xmlns:cx3="http://schemas.microsoft.com/office/drawing/2016/5/9/chartex" xmlns:cx4="http://schemas.microsoft.com/office/drawing/2016/5/10/chartex" xmlns:cx5="http://schemas.microsoft.com/office/drawing/2016/5/11/chartex" xmlns:cx6="http://schemas.microsoft.com/office/drawing/2016/5/12/chartex" xmlns:cx7="http://schemas.microsoft.com/office/drawing/2016/5/13/chartex" xmlns:cx8="http://schemas.microsoft.com/office/drawing/2016/5/14/chartex" xmlns:mc="http://schemas.openxmlformats.org/markup-compatibility/2006" xmlns:aink="http://schemas.microsoft.com/office/drawing/2016/ink" xmlns:am3d="http://schemas.microsoft.com/office/drawing/2017/model3d" xmlns:o="urn:schemas-microsoft-com:office:office" xmlns:oel="http://schemas.microsoft.com/office/2019/extlst" xmlns:r="http://schemas.openxmlformats.org/officeDocument/2006/relationships" xmlns:m="http://schemas.openxmlformats.org/officeDocument/2006/math" xmlns:v="urn:schemas-microsoft-com:vml" xmlns:wp14="http://schemas.microsoft.com/office/word/2010/wordprocessingDrawing" xmlns:wp="http://schemas.openxmlformats.org/drawingml/2006/wordprocessingDrawing" xmlns:w10="urn:schemas-microsoft-com:office:word" xmlns:w="http://schemas.openxmlformats.org/wordprocessingml/2006/main" xmlns:w14="http://schemas.microsoft.com/office/word/2010/wordml" xmlns:w15="http://schemas.microsoft.com/office/word/2012/wordml" xmlns:w16cex="http://schemas.microsoft.com/office/word/2018/wordml/cex" xmlns:w16cid="http://schemas.microsoft.com/office/word/2016/wordml/cid" xmlns:w16="http://schemas.microsoft.com/office/word/2018/wordml" xmlns:w16du="http://schemas.microsoft.com/office/word/2023/wordml/word16du" xmlns:w16sdtdh="http://schemas.microsoft.com/office/word/2020/wordml/sdtdatahash" xmlns:w16sdtfl="http://schemas.microsoft.com/office/word/2024/wordml/sdtformatlock" xmlns:w16se="http://schemas.microsoft.com/office/word/2015/wordml/symex" xmlns:wpg="http://schemas.microsoft.com/office/word/2010/wordprocessingGroup" xmlns:wpi="http://schemas.microsoft.com/office/word/2010/wordprocessingInk" xmlns:wne="http://schemas.microsoft.com/office/word/2006/wordml" xmlns:wps="http://schemas.microsoft.com/office/word/2010/wordprocessingShape" mc:Ignorable="w14 w15 w16se w16cid w16 w16cex w16sdtdh w16sdtfl w16du wp14">
   <w:p>
     <w:pPr>
-      <w:pStyle w:val="En-tte"/>
+      <w:pStyle w:val="Header"/>
     </w:pPr>
   </w:p>
 </w:hdr>
@@ -10829,7 +10505,7 @@
 <w:hdr xmlns:wpc="http://schemas.microsoft.com/office/word/2010/wordprocessingCanvas" xmlns:cx="http://schemas.microsoft.com/office/drawing/2014/chartex" xmlns:cx1="http://schemas.microsoft.com/office/drawing/2015/9/8/chartex" xmlns:cx2="http://schemas.microsoft.com/office/drawing/2015/10/21/chartex" xmlns:cx3="http://schemas.microsoft.com/office/drawing/2016/5/9/chartex" xmlns:cx4="http://schemas.microsoft.com/office/drawing/2016/5/10/chartex" xmlns:cx5="http://schemas.microsoft.com/office/drawing/2016/5/11/chartex" xmlns:cx6="http://schemas.microsoft.com/office/drawing/2016/5/12/chartex" xmlns:cx7="http://schemas.microsoft.com/office/drawing/2016/5/13/chartex" xmlns:cx8="http://schemas.microsoft.com/office/drawing/2016/5/14/chartex" xmlns:mc="http://schemas.openxmlformats.org/markup-compatibility/2006" xmlns:aink="http://schemas.microsoft.com/office/drawing/2016/ink" xmlns:am3d="http://schemas.microsoft.com/office/drawing/2017/model3d" xmlns:o="urn:schemas-microsoft-com:office:office" xmlns:oel="http://schemas.microsoft.com/office/2019/extlst" xmlns:r="http://schemas.openxmlformats.org/officeDocument/2006/relationships" xmlns:m="http://schemas.openxmlformats.org/officeDocument/2006/math" xmlns:v="urn:schemas-microsoft-com:vml" xmlns:wp14="http://schemas.microsoft.com/office/word/2010/wordprocessingDrawing" xmlns:wp="http://schemas.openxmlformats.org/drawingml/2006/wordprocessingDrawing" xmlns:w10="urn:schemas-microsoft-com:office:word" xmlns:w="http://schemas.openxmlformats.org/wordprocessingml/2006/main" xmlns:w14="http://schemas.microsoft.com/office/word/2010/wordml" xmlns:w15="http://schemas.microsoft.com/office/word/2012/wordml" xmlns:w16cex="http://schemas.microsoft.com/office/word/2018/wordml/cex" xmlns:w16cid="http://schemas.microsoft.com/office/word/2016/wordml/cid" xmlns:w16="http://schemas.microsoft.com/office/word/2018/wordml" xmlns:w16du="http://schemas.microsoft.com/office/word/2023/wordml/word16du" xmlns:w16sdtdh="http://schemas.microsoft.com/office/word/2020/wordml/sdtdatahash" xmlns:w16sdtfl="http://schemas.microsoft.com/office/word/2024/wordml/sdtformatlock" xmlns:w16se="http://schemas.microsoft.com/office/word/2015/wordml/symex" xmlns:wpg="http://schemas.microsoft.com/office/word/2010/wordprocessingGroup" xmlns:wpi="http://schemas.microsoft.com/office/word/2010/wordprocessingInk" xmlns:wne="http://schemas.microsoft.com/office/word/2006/wordml" xmlns:wps="http://schemas.microsoft.com/office/word/2010/wordprocessingShape" mc:Ignorable="w14 w15 w16se w16cid w16 w16cex w16sdtdh w16sdtfl w16du wp14">
   <w:p>
     <w:pPr>
-      <w:pStyle w:val="En-tte"/>
+      <w:pStyle w:val="Header"/>
     </w:pPr>
   </w:p>
 </w:hdr>
@@ -11717,11 +11393,11 @@
       <w14:cntxtAlts/>
     </w:rPr>
   </w:style>
-  <w:style w:type="paragraph" w:styleId="Titre1">
+  <w:style w:type="paragraph" w:styleId="Heading1">
     <w:name w:val="heading 1"/>
     <w:basedOn w:val="Normal"/>
     <w:next w:val="Normal"/>
-    <w:link w:val="Titre1Car"/>
+    <w:link w:val="Heading1Char"/>
     <w:uiPriority w:val="9"/>
     <w:qFormat/>
     <w:rsid w:val="00CF1F7A"/>
@@ -11741,11 +11417,11 @@
       <w:szCs w:val="40"/>
     </w:rPr>
   </w:style>
-  <w:style w:type="paragraph" w:styleId="Titre2">
+  <w:style w:type="paragraph" w:styleId="Heading2">
     <w:name w:val="heading 2"/>
     <w:basedOn w:val="Normal"/>
     <w:next w:val="Normal"/>
-    <w:link w:val="Titre2Car"/>
+    <w:link w:val="Heading2Char"/>
     <w:uiPriority w:val="9"/>
     <w:unhideWhenUsed/>
     <w:qFormat/>
@@ -11763,11 +11439,11 @@
       <w:szCs w:val="36"/>
     </w:rPr>
   </w:style>
-  <w:style w:type="paragraph" w:styleId="Titre3">
+  <w:style w:type="paragraph" w:styleId="Heading3">
     <w:name w:val="heading 3"/>
     <w:basedOn w:val="Normal"/>
     <w:next w:val="Normal"/>
-    <w:link w:val="Titre3Car"/>
+    <w:link w:val="Heading3Char"/>
     <w:uiPriority w:val="9"/>
     <w:unhideWhenUsed/>
     <w:qFormat/>
@@ -11785,11 +11461,11 @@
       <w:szCs w:val="32"/>
     </w:rPr>
   </w:style>
-  <w:style w:type="paragraph" w:styleId="Titre4">
+  <w:style w:type="paragraph" w:styleId="Heading4">
     <w:name w:val="heading 4"/>
     <w:basedOn w:val="Normal"/>
     <w:next w:val="Normal"/>
-    <w:link w:val="Titre4Car"/>
+    <w:link w:val="Heading4Char"/>
     <w:uiPriority w:val="9"/>
     <w:semiHidden/>
     <w:unhideWhenUsed/>
@@ -11810,11 +11486,11 @@
       <w:szCs w:val="28"/>
     </w:rPr>
   </w:style>
-  <w:style w:type="paragraph" w:styleId="Titre5">
+  <w:style w:type="paragraph" w:styleId="Heading5">
     <w:name w:val="heading 5"/>
     <w:basedOn w:val="Normal"/>
     <w:next w:val="Normal"/>
-    <w:link w:val="Titre5Car"/>
+    <w:link w:val="Heading5Char"/>
     <w:uiPriority w:val="9"/>
     <w:semiHidden/>
     <w:unhideWhenUsed/>
@@ -11833,11 +11509,11 @@
       <w:szCs w:val="24"/>
     </w:rPr>
   </w:style>
-  <w:style w:type="paragraph" w:styleId="Titre6">
+  <w:style w:type="paragraph" w:styleId="Heading6">
     <w:name w:val="heading 6"/>
     <w:basedOn w:val="Normal"/>
     <w:next w:val="Normal"/>
-    <w:link w:val="Titre6Car"/>
+    <w:link w:val="Heading6Char"/>
     <w:uiPriority w:val="9"/>
     <w:semiHidden/>
     <w:unhideWhenUsed/>
@@ -11858,11 +11534,11 @@
       <w:szCs w:val="24"/>
     </w:rPr>
   </w:style>
-  <w:style w:type="paragraph" w:styleId="Titre7">
+  <w:style w:type="paragraph" w:styleId="Heading7">
     <w:name w:val="heading 7"/>
     <w:basedOn w:val="Normal"/>
     <w:next w:val="Normal"/>
-    <w:link w:val="Titre7Car"/>
+    <w:link w:val="Heading7Char"/>
     <w:uiPriority w:val="9"/>
     <w:semiHidden/>
     <w:unhideWhenUsed/>
@@ -11883,11 +11559,11 @@
       <w:szCs w:val="22"/>
     </w:rPr>
   </w:style>
-  <w:style w:type="paragraph" w:styleId="Titre8">
+  <w:style w:type="paragraph" w:styleId="Heading8">
     <w:name w:val="heading 8"/>
     <w:basedOn w:val="Normal"/>
     <w:next w:val="Normal"/>
-    <w:link w:val="Titre8Car"/>
+    <w:link w:val="Heading8Char"/>
     <w:uiPriority w:val="9"/>
     <w:semiHidden/>
     <w:unhideWhenUsed/>
@@ -11906,11 +11582,11 @@
       <w:szCs w:val="22"/>
     </w:rPr>
   </w:style>
-  <w:style w:type="paragraph" w:styleId="Titre9">
+  <w:style w:type="paragraph" w:styleId="Heading9">
     <w:name w:val="heading 9"/>
     <w:basedOn w:val="Normal"/>
     <w:next w:val="Normal"/>
-    <w:link w:val="Titre9Car"/>
+    <w:link w:val="Heading9Char"/>
     <w:uiPriority w:val="9"/>
     <w:semiHidden/>
     <w:unhideWhenUsed/>
@@ -11931,13 +11607,13 @@
       <w:szCs w:val="22"/>
     </w:rPr>
   </w:style>
-  <w:style w:type="character" w:default="1" w:styleId="Policepardfaut">
+  <w:style w:type="character" w:default="1" w:styleId="DefaultParagraphFont">
     <w:name w:val="Default Paragraph Font"/>
     <w:uiPriority w:val="1"/>
     <w:semiHidden/>
     <w:unhideWhenUsed/>
   </w:style>
-  <w:style w:type="table" w:default="1" w:styleId="TableauNormal">
+  <w:style w:type="table" w:default="1" w:styleId="TableNormal">
     <w:name w:val="Normal Table"/>
     <w:uiPriority w:val="99"/>
     <w:semiHidden/>
@@ -11952,16 +11628,16 @@
       </w:tblCellMar>
     </w:tblPr>
   </w:style>
-  <w:style w:type="numbering" w:default="1" w:styleId="Aucuneliste">
+  <w:style w:type="numbering" w:default="1" w:styleId="NoList">
     <w:name w:val="No List"/>
     <w:uiPriority w:val="99"/>
     <w:semiHidden/>
     <w:unhideWhenUsed/>
   </w:style>
-  <w:style w:type="character" w:customStyle="1" w:styleId="Titre1Car">
-    <w:name w:val="Titre 1 Car"/>
-    <w:basedOn w:val="Policepardfaut"/>
-    <w:link w:val="Titre1"/>
+  <w:style w:type="character" w:customStyle="1" w:styleId="Heading1Char">
+    <w:name w:val="Heading 1 Char"/>
+    <w:basedOn w:val="DefaultParagraphFont"/>
+    <w:link w:val="Heading1"/>
     <w:uiPriority w:val="9"/>
     <w:rsid w:val="00CF1F7A"/>
     <w:rPr>
@@ -11971,10 +11647,10 @@
       <w:szCs w:val="40"/>
     </w:rPr>
   </w:style>
-  <w:style w:type="character" w:customStyle="1" w:styleId="Titre2Car">
-    <w:name w:val="Titre 2 Car"/>
-    <w:basedOn w:val="Policepardfaut"/>
-    <w:link w:val="Titre2"/>
+  <w:style w:type="character" w:customStyle="1" w:styleId="Heading2Char">
+    <w:name w:val="Heading 2 Char"/>
+    <w:basedOn w:val="DefaultParagraphFont"/>
+    <w:link w:val="Heading2"/>
     <w:uiPriority w:val="9"/>
     <w:rsid w:val="005224F9"/>
     <w:rPr>
@@ -12001,9 +11677,9 @@
       <w:lang w:eastAsia="fr-CA"/>
     </w:rPr>
   </w:style>
-  <w:style w:type="character" w:styleId="lev">
+  <w:style w:type="character" w:styleId="Strong">
     <w:name w:val="Strong"/>
-    <w:basedOn w:val="Policepardfaut"/>
+    <w:basedOn w:val="DefaultParagraphFont"/>
     <w:uiPriority w:val="22"/>
     <w:qFormat/>
     <w:rsid w:val="00F05D58"/>
@@ -12014,13 +11690,13 @@
   </w:style>
   <w:style w:type="character" w:customStyle="1" w:styleId="apple-converted-space">
     <w:name w:val="apple-converted-space"/>
-    <w:basedOn w:val="Policepardfaut"/>
+    <w:basedOn w:val="DefaultParagraphFont"/>
     <w:rsid w:val="00F05D58"/>
   </w:style>
-  <w:style w:type="character" w:customStyle="1" w:styleId="Titre3Car">
-    <w:name w:val="Titre 3 Car"/>
-    <w:basedOn w:val="Policepardfaut"/>
-    <w:link w:val="Titre3"/>
+  <w:style w:type="character" w:customStyle="1" w:styleId="Heading3Char">
+    <w:name w:val="Heading 3 Char"/>
+    <w:basedOn w:val="DefaultParagraphFont"/>
+    <w:link w:val="Heading3"/>
     <w:uiPriority w:val="9"/>
     <w:rsid w:val="005224F9"/>
     <w:rPr>
@@ -12030,10 +11706,10 @@
       <w:szCs w:val="32"/>
     </w:rPr>
   </w:style>
-  <w:style w:type="character" w:customStyle="1" w:styleId="Titre4Car">
-    <w:name w:val="Titre 4 Car"/>
-    <w:basedOn w:val="Policepardfaut"/>
-    <w:link w:val="Titre4"/>
+  <w:style w:type="character" w:customStyle="1" w:styleId="Heading4Char">
+    <w:name w:val="Heading 4 Char"/>
+    <w:basedOn w:val="DefaultParagraphFont"/>
+    <w:link w:val="Heading4"/>
     <w:uiPriority w:val="9"/>
     <w:semiHidden/>
     <w:rsid w:val="00F05D58"/>
@@ -12046,10 +11722,10 @@
       <w:szCs w:val="28"/>
     </w:rPr>
   </w:style>
-  <w:style w:type="character" w:customStyle="1" w:styleId="Titre5Car">
-    <w:name w:val="Titre 5 Car"/>
-    <w:basedOn w:val="Policepardfaut"/>
-    <w:link w:val="Titre5"/>
+  <w:style w:type="character" w:customStyle="1" w:styleId="Heading5Char">
+    <w:name w:val="Heading 5 Char"/>
+    <w:basedOn w:val="DefaultParagraphFont"/>
+    <w:link w:val="Heading5"/>
     <w:uiPriority w:val="9"/>
     <w:semiHidden/>
     <w:rsid w:val="00F05D58"/>
@@ -12060,10 +11736,10 @@
       <w:szCs w:val="24"/>
     </w:rPr>
   </w:style>
-  <w:style w:type="character" w:customStyle="1" w:styleId="Titre6Car">
-    <w:name w:val="Titre 6 Car"/>
-    <w:basedOn w:val="Policepardfaut"/>
-    <w:link w:val="Titre6"/>
+  <w:style w:type="character" w:customStyle="1" w:styleId="Heading6Char">
+    <w:name w:val="Heading 6 Char"/>
+    <w:basedOn w:val="DefaultParagraphFont"/>
+    <w:link w:val="Heading6"/>
     <w:uiPriority w:val="9"/>
     <w:semiHidden/>
     <w:rsid w:val="00F05D58"/>
@@ -12076,10 +11752,10 @@
       <w:szCs w:val="24"/>
     </w:rPr>
   </w:style>
-  <w:style w:type="character" w:customStyle="1" w:styleId="Titre7Car">
-    <w:name w:val="Titre 7 Car"/>
-    <w:basedOn w:val="Policepardfaut"/>
-    <w:link w:val="Titre7"/>
+  <w:style w:type="character" w:customStyle="1" w:styleId="Heading7Char">
+    <w:name w:val="Heading 7 Char"/>
+    <w:basedOn w:val="DefaultParagraphFont"/>
+    <w:link w:val="Heading7"/>
     <w:uiPriority w:val="9"/>
     <w:semiHidden/>
     <w:rsid w:val="00F05D58"/>
@@ -12092,10 +11768,10 @@
       <w:szCs w:val="22"/>
     </w:rPr>
   </w:style>
-  <w:style w:type="character" w:customStyle="1" w:styleId="Titre8Car">
-    <w:name w:val="Titre 8 Car"/>
-    <w:basedOn w:val="Policepardfaut"/>
-    <w:link w:val="Titre8"/>
+  <w:style w:type="character" w:customStyle="1" w:styleId="Heading8Char">
+    <w:name w:val="Heading 8 Char"/>
+    <w:basedOn w:val="DefaultParagraphFont"/>
+    <w:link w:val="Heading8"/>
     <w:uiPriority w:val="9"/>
     <w:semiHidden/>
     <w:rsid w:val="00F05D58"/>
@@ -12106,10 +11782,10 @@
       <w:szCs w:val="22"/>
     </w:rPr>
   </w:style>
-  <w:style w:type="character" w:customStyle="1" w:styleId="Titre9Car">
-    <w:name w:val="Titre 9 Car"/>
-    <w:basedOn w:val="Policepardfaut"/>
-    <w:link w:val="Titre9"/>
+  <w:style w:type="character" w:customStyle="1" w:styleId="Heading9Char">
+    <w:name w:val="Heading 9 Char"/>
+    <w:basedOn w:val="DefaultParagraphFont"/>
+    <w:link w:val="Heading9"/>
     <w:uiPriority w:val="9"/>
     <w:semiHidden/>
     <w:rsid w:val="00F05D58"/>
@@ -12122,7 +11798,7 @@
       <w:szCs w:val="22"/>
     </w:rPr>
   </w:style>
-  <w:style w:type="paragraph" w:styleId="Lgende">
+  <w:style w:type="paragraph" w:styleId="Caption">
     <w:name w:val="caption"/>
     <w:basedOn w:val="Normal"/>
     <w:next w:val="Normal"/>
@@ -12142,11 +11818,11 @@
       <w:szCs w:val="16"/>
     </w:rPr>
   </w:style>
-  <w:style w:type="paragraph" w:styleId="Titre">
+  <w:style w:type="paragraph" w:styleId="Title">
     <w:name w:val="Title"/>
     <w:basedOn w:val="Normal"/>
     <w:next w:val="Normal"/>
-    <w:link w:val="TitreCar"/>
+    <w:link w:val="TitleChar"/>
     <w:uiPriority w:val="10"/>
     <w:qFormat/>
     <w:rsid w:val="00CF1F7A"/>
@@ -12161,10 +11837,10 @@
       <w:szCs w:val="96"/>
     </w:rPr>
   </w:style>
-  <w:style w:type="character" w:customStyle="1" w:styleId="TitreCar">
-    <w:name w:val="Titre Car"/>
-    <w:basedOn w:val="Policepardfaut"/>
-    <w:link w:val="Titre"/>
+  <w:style w:type="character" w:customStyle="1" w:styleId="TitleChar">
+    <w:name w:val="Title Char"/>
+    <w:basedOn w:val="DefaultParagraphFont"/>
+    <w:link w:val="Title"/>
     <w:uiPriority w:val="10"/>
     <w:rsid w:val="00CF1F7A"/>
     <w:rPr>
@@ -12174,11 +11850,11 @@
       <w:szCs w:val="96"/>
     </w:rPr>
   </w:style>
-  <w:style w:type="paragraph" w:styleId="Sous-titre">
+  <w:style w:type="paragraph" w:styleId="Subtitle">
     <w:name w:val="Subtitle"/>
     <w:basedOn w:val="Normal"/>
     <w:next w:val="Normal"/>
-    <w:link w:val="Sous-titreCar"/>
+    <w:link w:val="SubtitleChar"/>
     <w:uiPriority w:val="11"/>
     <w:qFormat/>
     <w:rsid w:val="00F05D58"/>
@@ -12196,10 +11872,10 @@
       <w:szCs w:val="28"/>
     </w:rPr>
   </w:style>
-  <w:style w:type="character" w:customStyle="1" w:styleId="Sous-titreCar">
-    <w:name w:val="Sous-titre Car"/>
-    <w:basedOn w:val="Policepardfaut"/>
-    <w:link w:val="Sous-titre"/>
+  <w:style w:type="character" w:customStyle="1" w:styleId="SubtitleChar">
+    <w:name w:val="Subtitle Char"/>
+    <w:basedOn w:val="DefaultParagraphFont"/>
+    <w:link w:val="Subtitle"/>
     <w:uiPriority w:val="11"/>
     <w:rsid w:val="00F05D58"/>
     <w:rPr>
@@ -12210,9 +11886,9 @@
       <w:szCs w:val="28"/>
     </w:rPr>
   </w:style>
-  <w:style w:type="character" w:styleId="Accentuation">
+  <w:style w:type="character" w:styleId="Emphasis">
     <w:name w:val="Emphasis"/>
-    <w:basedOn w:val="Policepardfaut"/>
+    <w:basedOn w:val="DefaultParagraphFont"/>
     <w:uiPriority w:val="20"/>
     <w:qFormat/>
     <w:rsid w:val="00F05D58"/>
@@ -12222,7 +11898,7 @@
       <w:color w:val="000000" w:themeColor="text1"/>
     </w:rPr>
   </w:style>
-  <w:style w:type="paragraph" w:styleId="Sansinterligne">
+  <w:style w:type="paragraph" w:styleId="NoSpacing">
     <w:name w:val="No Spacing"/>
     <w:uiPriority w:val="1"/>
     <w:qFormat/>
@@ -12231,11 +11907,11 @@
       <w:spacing w:after="0" w:line="240" w:lineRule="auto"/>
     </w:pPr>
   </w:style>
-  <w:style w:type="paragraph" w:styleId="Citation">
+  <w:style w:type="paragraph" w:styleId="Quote">
     <w:name w:val="Quote"/>
     <w:basedOn w:val="Normal"/>
     <w:next w:val="Normal"/>
-    <w:link w:val="CitationCar"/>
+    <w:link w:val="QuoteChar"/>
     <w:uiPriority w:val="29"/>
     <w:qFormat/>
     <w:rsid w:val="00F05D58"/>
@@ -12251,10 +11927,10 @@
       <w:szCs w:val="24"/>
     </w:rPr>
   </w:style>
-  <w:style w:type="character" w:customStyle="1" w:styleId="CitationCar">
-    <w:name w:val="Citation Car"/>
-    <w:basedOn w:val="Policepardfaut"/>
-    <w:link w:val="Citation"/>
+  <w:style w:type="character" w:customStyle="1" w:styleId="QuoteChar">
+    <w:name w:val="Quote Char"/>
+    <w:basedOn w:val="DefaultParagraphFont"/>
+    <w:link w:val="Quote"/>
     <w:uiPriority w:val="29"/>
     <w:rsid w:val="00F05D58"/>
     <w:rPr>
@@ -12264,11 +11940,11 @@
       <w:szCs w:val="24"/>
     </w:rPr>
   </w:style>
-  <w:style w:type="paragraph" w:styleId="Citationintense">
+  <w:style w:type="paragraph" w:styleId="IntenseQuote">
     <w:name w:val="Intense Quote"/>
     <w:basedOn w:val="Normal"/>
     <w:next w:val="Normal"/>
-    <w:link w:val="CitationintenseCar"/>
+    <w:link w:val="IntenseQuoteChar"/>
     <w:uiPriority w:val="30"/>
     <w:qFormat/>
     <w:rsid w:val="00F05D58"/>
@@ -12286,10 +11962,10 @@
       <w:szCs w:val="24"/>
     </w:rPr>
   </w:style>
-  <w:style w:type="character" w:customStyle="1" w:styleId="CitationintenseCar">
-    <w:name w:val="Citation intense Car"/>
-    <w:basedOn w:val="Policepardfaut"/>
-    <w:link w:val="Citationintense"/>
+  <w:style w:type="character" w:customStyle="1" w:styleId="IntenseQuoteChar">
+    <w:name w:val="Intense Quote Char"/>
+    <w:basedOn w:val="DefaultParagraphFont"/>
+    <w:link w:val="IntenseQuote"/>
     <w:uiPriority w:val="30"/>
     <w:rsid w:val="00F05D58"/>
     <w:rPr>
@@ -12298,9 +11974,9 @@
       <w:szCs w:val="24"/>
     </w:rPr>
   </w:style>
-  <w:style w:type="character" w:styleId="Accentuationlgre">
+  <w:style w:type="character" w:styleId="SubtleEmphasis">
     <w:name w:val="Subtle Emphasis"/>
-    <w:basedOn w:val="Policepardfaut"/>
+    <w:basedOn w:val="DefaultParagraphFont"/>
     <w:uiPriority w:val="19"/>
     <w:qFormat/>
     <w:rsid w:val="00F05D58"/>
@@ -12310,9 +11986,9 @@
       <w:color w:val="595959" w:themeColor="text1" w:themeTint="A6"/>
     </w:rPr>
   </w:style>
-  <w:style w:type="character" w:styleId="Accentuationintense">
+  <w:style w:type="character" w:styleId="IntenseEmphasis">
     <w:name w:val="Intense Emphasis"/>
-    <w:basedOn w:val="Policepardfaut"/>
+    <w:basedOn w:val="DefaultParagraphFont"/>
     <w:uiPriority w:val="21"/>
     <w:qFormat/>
     <w:rsid w:val="00F05D58"/>
@@ -12328,9 +12004,9 @@
       <w:color w:val="B2B2B2" w:themeColor="accent2"/>
     </w:rPr>
   </w:style>
-  <w:style w:type="character" w:styleId="Rfrencelgre">
+  <w:style w:type="character" w:styleId="SubtleReference">
     <w:name w:val="Subtle Reference"/>
-    <w:basedOn w:val="Policepardfaut"/>
+    <w:basedOn w:val="DefaultParagraphFont"/>
     <w:uiPriority w:val="31"/>
     <w:qFormat/>
     <w:rsid w:val="00F05D58"/>
@@ -12342,9 +12018,9 @@
       <w:u w:val="single" w:color="7F7F7F" w:themeColor="text1" w:themeTint="80"/>
     </w:rPr>
   </w:style>
-  <w:style w:type="character" w:styleId="Rfrenceintense">
+  <w:style w:type="character" w:styleId="IntenseReference">
     <w:name w:val="Intense Reference"/>
-    <w:basedOn w:val="Policepardfaut"/>
+    <w:basedOn w:val="DefaultParagraphFont"/>
     <w:uiPriority w:val="32"/>
     <w:qFormat/>
     <w:rsid w:val="00F05D58"/>
@@ -12358,9 +12034,9 @@
       <w:u w:val="single"/>
     </w:rPr>
   </w:style>
-  <w:style w:type="character" w:styleId="Titredulivre">
+  <w:style w:type="character" w:styleId="BookTitle">
     <w:name w:val="Book Title"/>
-    <w:basedOn w:val="Policepardfaut"/>
+    <w:basedOn w:val="DefaultParagraphFont"/>
     <w:uiPriority w:val="33"/>
     <w:qFormat/>
     <w:rsid w:val="00F05D58"/>
@@ -12372,9 +12048,9 @@
       <w:spacing w:val="0"/>
     </w:rPr>
   </w:style>
-  <w:style w:type="paragraph" w:styleId="En-ttedetabledesmatires">
+  <w:style w:type="paragraph" w:styleId="TOCHeading">
     <w:name w:val="TOC Heading"/>
-    <w:basedOn w:val="Titre1"/>
+    <w:basedOn w:val="Heading1"/>
     <w:next w:val="Normal"/>
     <w:uiPriority w:val="39"/>
     <w:semiHidden/>
@@ -12385,7 +12061,7 @@
       <w:outlineLvl w:val="9"/>
     </w:pPr>
   </w:style>
-  <w:style w:type="paragraph" w:styleId="Paragraphedeliste">
+  <w:style w:type="paragraph" w:styleId="ListParagraph">
     <w:name w:val="List Paragraph"/>
     <w:basedOn w:val="Normal"/>
     <w:uiPriority w:val="34"/>
@@ -12396,9 +12072,9 @@
       <w:contextualSpacing/>
     </w:pPr>
   </w:style>
-  <w:style w:type="table" w:styleId="TableauGrille1Clair">
+  <w:style w:type="table" w:styleId="GridTable1Light">
     <w:name w:val="Grid Table 1 Light"/>
-    <w:basedOn w:val="TableauNormal"/>
+    <w:basedOn w:val="TableNormal"/>
     <w:uiPriority w:val="46"/>
     <w:rsid w:val="00CD26C5"/>
     <w:pPr>
@@ -12453,9 +12129,9 @@
       </w:rPr>
     </w:tblStylePr>
   </w:style>
-  <w:style w:type="table" w:styleId="Grilledutableau">
+  <w:style w:type="table" w:styleId="TableGrid">
     <w:name w:val="Table Grid"/>
-    <w:basedOn w:val="TableauNormal"/>
+    <w:basedOn w:val="TableNormal"/>
     <w:uiPriority w:val="39"/>
     <w:rsid w:val="00906560"/>
     <w:pPr>
@@ -12472,10 +12148,10 @@
       </w:tblBorders>
     </w:tblPr>
   </w:style>
-  <w:style w:type="paragraph" w:styleId="En-tte">
+  <w:style w:type="paragraph" w:styleId="Header">
     <w:name w:val="header"/>
     <w:basedOn w:val="Normal"/>
-    <w:link w:val="En-tteCar"/>
+    <w:link w:val="HeaderChar"/>
     <w:uiPriority w:val="99"/>
     <w:unhideWhenUsed/>
     <w:rsid w:val="006C6920"/>
@@ -12487,10 +12163,10 @@
       <w:spacing w:after="0" w:line="240" w:lineRule="auto"/>
     </w:pPr>
   </w:style>
-  <w:style w:type="character" w:customStyle="1" w:styleId="En-tteCar">
-    <w:name w:val="En-tête Car"/>
-    <w:basedOn w:val="Policepardfaut"/>
-    <w:link w:val="En-tte"/>
+  <w:style w:type="character" w:customStyle="1" w:styleId="HeaderChar">
+    <w:name w:val="Header Char"/>
+    <w:basedOn w:val="DefaultParagraphFont"/>
+    <w:link w:val="Header"/>
     <w:uiPriority w:val="99"/>
     <w:rsid w:val="006C6920"/>
     <w:rPr>
@@ -12499,10 +12175,10 @@
       <w14:cntxtAlts/>
     </w:rPr>
   </w:style>
-  <w:style w:type="paragraph" w:styleId="Pieddepage">
+  <w:style w:type="paragraph" w:styleId="Footer">
     <w:name w:val="footer"/>
     <w:basedOn w:val="Normal"/>
-    <w:link w:val="PieddepageCar"/>
+    <w:link w:val="FooterChar"/>
     <w:uiPriority w:val="99"/>
     <w:unhideWhenUsed/>
     <w:rsid w:val="006C6920"/>
@@ -12514,10 +12190,10 @@
       <w:spacing w:after="0" w:line="240" w:lineRule="auto"/>
     </w:pPr>
   </w:style>
-  <w:style w:type="character" w:customStyle="1" w:styleId="PieddepageCar">
-    <w:name w:val="Pied de page Car"/>
-    <w:basedOn w:val="Policepardfaut"/>
-    <w:link w:val="Pieddepage"/>
+  <w:style w:type="character" w:customStyle="1" w:styleId="FooterChar">
+    <w:name w:val="Footer Char"/>
+    <w:basedOn w:val="DefaultParagraphFont"/>
+    <w:link w:val="Footer"/>
     <w:uiPriority w:val="99"/>
     <w:rsid w:val="006C6920"/>
     <w:rPr>
@@ -12526,9 +12202,9 @@
       <w14:cntxtAlts/>
     </w:rPr>
   </w:style>
-  <w:style w:type="character" w:styleId="Textedelespacerserv">
+  <w:style w:type="character" w:styleId="PlaceholderText">
     <w:name w:val="Placeholder Text"/>
-    <w:basedOn w:val="Policepardfaut"/>
+    <w:basedOn w:val="DefaultParagraphFont"/>
     <w:uiPriority w:val="99"/>
     <w:semiHidden/>
     <w:rsid w:val="00C806A4"/>
